--- a/spa/docx/19.content.docx
+++ b/spa/docx/19.content.docx
@@ -19,7 +19,7 @@
         <w:rPr>
           <w:lang w:val="es_ES" w:bidi="es_ES"/>
         </w:rPr>
-        <w:t>Resource: Notas de Estudio - Introducciones a los Libros (Tyndale)</w:t>
+        <w:t>Resource: Tyndale Open Study Notes</w:t>
       </w:r>
       <w:r>
         <w:rPr>
@@ -112,7 +112,7 @@
         <w:rPr>
           <w:lang w:val="es_ES" w:bidi="es_ES"/>
         </w:rPr>
-        <w:t>Notas de Estudio - Introducciones a los Libros (Tyndale)</w:t>
+        <w:t>Tyndale Open Study Notes</w:t>
       </w:r>
     </w:p>
     <w:p>

--- a/spa/docx/19.content.docx
+++ b/spa/docx/19.content.docx
@@ -19,7 +19,7 @@
         <w:rPr>
           <w:lang w:val="es_ES" w:bidi="es_ES"/>
         </w:rPr>
-        <w:t>Resource: Tyndale Open Study Notes</w:t>
+        <w:t>Resource: Aquifer Open Study Notes (Book Intros)</w:t>
       </w:r>
       <w:r>
         <w:rPr>
@@ -112,7 +112,7 @@
         <w:rPr>
           <w:lang w:val="es_ES" w:bidi="es_ES"/>
         </w:rPr>
-        <w:t>Tyndale Open Study Notes</w:t>
+        <w:t>Aquifer Open Study Notes (Book Intros)</w:t>
       </w:r>
     </w:p>
     <w:p>

--- a/spa/docx/19.content.docx
+++ b/spa/docx/19.content.docx
@@ -258,18 +258,12 @@
         </w:rPr>
         <w:t xml:space="preserve">Los salmos, al igual que toda la escritura, son inspirados y dados por Dios (ver </w:t>
       </w:r>
-      <w:hyperlink r:id="rId13">
-        <w:r>
-          <w:rPr>
-            <w:lang w:val="es_ES" w:bidi="es_ES"/>
-          </w:rPr>
-          <w:rPr>
-            <w:color w:val="0000EE"/>
-            <w:u w:val="single"/>
-          </w:rPr>
-          <w:t>2 Tm 3:16</w:t>
-        </w:r>
-      </w:hyperlink>
+      <w:r>
+        <w:rPr>
+          <w:lang w:val="es_ES" w:bidi="es_ES"/>
+        </w:rPr>
+        <w:t>2 Tm 3:16</w:t>
+      </w:r>
       <w:r>
         <w:rPr>
           <w:lang w:val="es_ES" w:bidi="es_ES"/>
@@ -290,36 +284,24 @@
         </w:rPr>
         <w:t xml:space="preserve">Los dos primeros salmos sirven como introducción a todo el Salterio (el libro de los Salmos). </w:t>
       </w:r>
-      <w:hyperlink r:id="rId14">
-        <w:r>
-          <w:rPr>
-            <w:lang w:val="es_ES" w:bidi="es_ES"/>
-          </w:rPr>
-          <w:rPr>
-            <w:color w:val="0000EE"/>
-            <w:u w:val="single"/>
-          </w:rPr>
-          <w:t>El Salmo 1</w:t>
-        </w:r>
-      </w:hyperlink>
+      <w:r>
+        <w:rPr>
+          <w:lang w:val="es_ES" w:bidi="es_ES"/>
+        </w:rPr>
+        <w:t>El Salmo 1</w:t>
+      </w:r>
       <w:r>
         <w:rPr>
           <w:lang w:val="es_ES" w:bidi="es_ES"/>
         </w:rPr>
         <w:t xml:space="preserve"> describe a una persona piadosa que se deleita en Dios, vive según la instrucción divina y no se deja influenciar por los malhechores. </w:t>
       </w:r>
-      <w:hyperlink r:id="rId14">
-        <w:r>
-          <w:rPr>
-            <w:lang w:val="es_ES" w:bidi="es_ES"/>
-          </w:rPr>
-          <w:rPr>
-            <w:color w:val="0000EE"/>
-            <w:u w:val="single"/>
-          </w:rPr>
-          <w:t>El Salmo 1</w:t>
-        </w:r>
-      </w:hyperlink>
+      <w:r>
+        <w:rPr>
+          <w:lang w:val="es_ES" w:bidi="es_ES"/>
+        </w:rPr>
+        <w:t>El Salmo 1</w:t>
+      </w:r>
       <w:r>
         <w:rPr>
           <w:lang w:val="es_ES" w:bidi="es_ES"/>
@@ -334,36 +316,24 @@
           <w:lang w:val="es_ES" w:bidi="es_ES"/>
         </w:rPr>
       </w:r>
-      <w:hyperlink r:id="rId15">
-        <w:r>
-          <w:rPr>
-            <w:lang w:val="es_ES" w:bidi="es_ES"/>
-          </w:rPr>
-          <w:rPr>
-            <w:color w:val="0000EE"/>
-            <w:u w:val="single"/>
-          </w:rPr>
-          <w:t>El Salmo 2</w:t>
-        </w:r>
-      </w:hyperlink>
+      <w:r>
+        <w:rPr>
+          <w:lang w:val="es_ES" w:bidi="es_ES"/>
+        </w:rPr>
+        <w:t>El Salmo 2</w:t>
+      </w:r>
       <w:r>
         <w:rPr>
           <w:lang w:val="es_ES" w:bidi="es_ES"/>
         </w:rPr>
         <w:t xml:space="preserve"> trata sobre cómo las naciones y los malvados se rebelan contra el dominio de Dios. Dios juzga a los rebeldes y protege a los piadosos. </w:t>
       </w:r>
-      <w:hyperlink r:id="rId15">
-        <w:r>
-          <w:rPr>
-            <w:lang w:val="es_ES" w:bidi="es_ES"/>
-          </w:rPr>
-          <w:rPr>
-            <w:color w:val="0000EE"/>
-            <w:u w:val="single"/>
-          </w:rPr>
-          <w:t>El Salmo 2</w:t>
-        </w:r>
-      </w:hyperlink>
+      <w:r>
+        <w:rPr>
+          <w:lang w:val="es_ES" w:bidi="es_ES"/>
+        </w:rPr>
+        <w:t>El Salmo 2</w:t>
+      </w:r>
       <w:r>
         <w:rPr>
           <w:lang w:val="es_ES" w:bidi="es_ES"/>
@@ -431,72 +401,48 @@
         </w:rPr>
         <w:t xml:space="preserve">Los editores colocaron </w:t>
       </w:r>
-      <w:hyperlink r:id="rId14">
-        <w:r>
-          <w:rPr>
-            <w:lang w:val="es_ES" w:bidi="es_ES"/>
-          </w:rPr>
-          <w:rPr>
-            <w:color w:val="0000EE"/>
-            <w:u w:val="single"/>
-          </w:rPr>
-          <w:t>Salmos 1</w:t>
-        </w:r>
-      </w:hyperlink>
+      <w:r>
+        <w:rPr>
+          <w:lang w:val="es_ES" w:bidi="es_ES"/>
+        </w:rPr>
+        <w:t>Salmos 1</w:t>
+      </w:r>
       <w:r>
         <w:rPr>
           <w:lang w:val="es_ES" w:bidi="es_ES"/>
         </w:rPr>
         <w:t xml:space="preserve"> y </w:t>
       </w:r>
-      <w:hyperlink r:id="rId15">
-        <w:r>
-          <w:rPr>
-            <w:lang w:val="es_ES" w:bidi="es_ES"/>
-          </w:rPr>
-          <w:rPr>
-            <w:color w:val="0000EE"/>
-            <w:u w:val="single"/>
-          </w:rPr>
-          <w:t>2</w:t>
-        </w:r>
-      </w:hyperlink>
+      <w:r>
+        <w:rPr>
+          <w:lang w:val="es_ES" w:bidi="es_ES"/>
+        </w:rPr>
+        <w:t>2</w:t>
+      </w:r>
       <w:r>
         <w:rPr>
           <w:lang w:val="es_ES" w:bidi="es_ES"/>
         </w:rPr>
         <w:t xml:space="preserve"> como una introducción a todo el libro de los Salmos. Ambos salmos ofrecen retratos idealizados: </w:t>
       </w:r>
-      <w:hyperlink r:id="rId14">
-        <w:r>
-          <w:rPr>
-            <w:lang w:val="es_ES" w:bidi="es_ES"/>
-          </w:rPr>
-          <w:rPr>
-            <w:color w:val="0000EE"/>
-            <w:u w:val="single"/>
-          </w:rPr>
-          <w:t>Salmos 1</w:t>
-        </w:r>
-      </w:hyperlink>
+      <w:r>
+        <w:rPr>
+          <w:lang w:val="es_ES" w:bidi="es_ES"/>
+        </w:rPr>
+        <w:t>Salmos 1</w:t>
+      </w:r>
       <w:r>
         <w:rPr>
           <w:lang w:val="es_ES" w:bidi="es_ES"/>
         </w:rPr>
         <w:t xml:space="preserve"> describe a la persona piadosa ideal que vive según la instrucción de Dios. </w:t>
       </w:r>
-      <w:hyperlink r:id="rId15">
-        <w:r>
-          <w:rPr>
-            <w:lang w:val="es_ES" w:bidi="es_ES"/>
-          </w:rPr>
-          <w:rPr>
-            <w:color w:val="0000EE"/>
-            <w:u w:val="single"/>
-          </w:rPr>
-          <w:t>Salmos 2</w:t>
-        </w:r>
-      </w:hyperlink>
+      <w:r>
+        <w:rPr>
+          <w:lang w:val="es_ES" w:bidi="es_ES"/>
+        </w:rPr>
+        <w:t>Salmos 2</w:t>
+      </w:r>
       <w:r>
         <w:rPr>
           <w:lang w:val="es_ES" w:bidi="es_ES"/>
@@ -521,162 +467,108 @@
         </w:rPr>
         <w:t>Los salmos individuales se recopilaron en grupos. Los editores organizaron estos grupos de salmos en cinco colecciones: libro uno (</w:t>
       </w:r>
-      <w:hyperlink r:id="rId16">
-        <w:r>
-          <w:rPr>
-            <w:lang w:val="es_ES" w:bidi="es_ES"/>
-          </w:rPr>
-          <w:rPr>
-            <w:color w:val="0000EE"/>
-            <w:u w:val="single"/>
-          </w:rPr>
-          <w:t>Sal 1–41</w:t>
-        </w:r>
-      </w:hyperlink>
+      <w:r>
+        <w:rPr>
+          <w:lang w:val="es_ES" w:bidi="es_ES"/>
+        </w:rPr>
+        <w:t>Sal 1–41</w:t>
+      </w:r>
       <w:r>
         <w:rPr>
           <w:lang w:val="es_ES" w:bidi="es_ES"/>
         </w:rPr>
         <w:t xml:space="preserve">, con una doxología en </w:t>
       </w:r>
-      <w:hyperlink r:id="rId17">
-        <w:r>
-          <w:rPr>
-            <w:lang w:val="es_ES" w:bidi="es_ES"/>
-          </w:rPr>
-          <w:rPr>
-            <w:color w:val="0000EE"/>
-            <w:u w:val="single"/>
-          </w:rPr>
-          <w:t>41:13</w:t>
-        </w:r>
-      </w:hyperlink>
+      <w:r>
+        <w:rPr>
+          <w:lang w:val="es_ES" w:bidi="es_ES"/>
+        </w:rPr>
+        <w:t>41:13</w:t>
+      </w:r>
       <w:r>
         <w:rPr>
           <w:lang w:val="es_ES" w:bidi="es_ES"/>
         </w:rPr>
         <w:t>), libro dos (</w:t>
       </w:r>
-      <w:hyperlink r:id="rId18">
-        <w:r>
-          <w:rPr>
-            <w:lang w:val="es_ES" w:bidi="es_ES"/>
-          </w:rPr>
-          <w:rPr>
-            <w:color w:val="0000EE"/>
-            <w:u w:val="single"/>
-          </w:rPr>
-          <w:t>Sal 42–72</w:t>
-        </w:r>
-      </w:hyperlink>
+      <w:r>
+        <w:rPr>
+          <w:lang w:val="es_ES" w:bidi="es_ES"/>
+        </w:rPr>
+        <w:t>Sal 42–72</w:t>
+      </w:r>
       <w:r>
         <w:rPr>
           <w:lang w:val="es_ES" w:bidi="es_ES"/>
         </w:rPr>
         <w:t xml:space="preserve">, con una doxología en </w:t>
       </w:r>
-      <w:hyperlink r:id="rId19">
-        <w:r>
-          <w:rPr>
-            <w:lang w:val="es_ES" w:bidi="es_ES"/>
-          </w:rPr>
-          <w:rPr>
-            <w:color w:val="0000EE"/>
-            <w:u w:val="single"/>
-          </w:rPr>
-          <w:t>72:19</w:t>
-        </w:r>
-      </w:hyperlink>
+      <w:r>
+        <w:rPr>
+          <w:lang w:val="es_ES" w:bidi="es_ES"/>
+        </w:rPr>
+        <w:t>72:19</w:t>
+      </w:r>
       <w:r>
         <w:rPr>
           <w:lang w:val="es_ES" w:bidi="es_ES"/>
         </w:rPr>
         <w:t>), libro tres (</w:t>
       </w:r>
-      <w:hyperlink r:id="rId20">
-        <w:r>
-          <w:rPr>
-            <w:lang w:val="es_ES" w:bidi="es_ES"/>
-          </w:rPr>
-          <w:rPr>
-            <w:color w:val="0000EE"/>
-            <w:u w:val="single"/>
-          </w:rPr>
-          <w:t>Sal 73–89</w:t>
-        </w:r>
-      </w:hyperlink>
+      <w:r>
+        <w:rPr>
+          <w:lang w:val="es_ES" w:bidi="es_ES"/>
+        </w:rPr>
+        <w:t>Sal 73–89</w:t>
+      </w:r>
       <w:r>
         <w:rPr>
           <w:lang w:val="es_ES" w:bidi="es_ES"/>
         </w:rPr>
         <w:t xml:space="preserve">, con una doxología en </w:t>
       </w:r>
-      <w:hyperlink r:id="rId21">
-        <w:r>
-          <w:rPr>
-            <w:lang w:val="es_ES" w:bidi="es_ES"/>
-          </w:rPr>
-          <w:rPr>
-            <w:color w:val="0000EE"/>
-            <w:u w:val="single"/>
-          </w:rPr>
-          <w:t>89:52</w:t>
-        </w:r>
-      </w:hyperlink>
+      <w:r>
+        <w:rPr>
+          <w:lang w:val="es_ES" w:bidi="es_ES"/>
+        </w:rPr>
+        <w:t>89:52</w:t>
+      </w:r>
       <w:r>
         <w:rPr>
           <w:lang w:val="es_ES" w:bidi="es_ES"/>
         </w:rPr>
         <w:t>), libro cuatro (</w:t>
       </w:r>
-      <w:hyperlink r:id="rId22">
-        <w:r>
-          <w:rPr>
-            <w:lang w:val="es_ES" w:bidi="es_ES"/>
-          </w:rPr>
-          <w:rPr>
-            <w:color w:val="0000EE"/>
-            <w:u w:val="single"/>
-          </w:rPr>
-          <w:t>Sal 90–106</w:t>
-        </w:r>
-      </w:hyperlink>
+      <w:r>
+        <w:rPr>
+          <w:lang w:val="es_ES" w:bidi="es_ES"/>
+        </w:rPr>
+        <w:t>Sal 90–106</w:t>
+      </w:r>
       <w:r>
         <w:rPr>
           <w:lang w:val="es_ES" w:bidi="es_ES"/>
         </w:rPr>
         <w:t xml:space="preserve">, con una doxología en </w:t>
       </w:r>
-      <w:hyperlink r:id="rId23">
-        <w:r>
-          <w:rPr>
-            <w:lang w:val="es_ES" w:bidi="es_ES"/>
-          </w:rPr>
-          <w:rPr>
-            <w:color w:val="0000EE"/>
-            <w:u w:val="single"/>
-          </w:rPr>
-          <w:t>106:48</w:t>
-        </w:r>
-      </w:hyperlink>
+      <w:r>
+        <w:rPr>
+          <w:lang w:val="es_ES" w:bidi="es_ES"/>
+        </w:rPr>
+        <w:t>106:48</w:t>
+      </w:r>
       <w:r>
         <w:rPr>
           <w:lang w:val="es_ES" w:bidi="es_ES"/>
         </w:rPr>
         <w:t>), y libro cinco (</w:t>
       </w:r>
-      <w:hyperlink r:id="rId24">
-        <w:r>
-          <w:rPr>
-            <w:lang w:val="es_ES" w:bidi="es_ES"/>
-          </w:rPr>
-          <w:rPr>
-            <w:color w:val="0000EE"/>
-            <w:u w:val="single"/>
-          </w:rPr>
-          <w:t>Sal 107–150</w:t>
-        </w:r>
-      </w:hyperlink>
+      <w:r>
+        <w:rPr>
+          <w:lang w:val="es_ES" w:bidi="es_ES"/>
+        </w:rPr>
+        <w:t>Sal 107–150</w:t>
+      </w:r>
       <w:r>
         <w:rPr>
           <w:lang w:val="es_ES" w:bidi="es_ES"/>
@@ -701,180 +593,120 @@
         </w:rPr>
         <w:t>Los libros uno (</w:t>
       </w:r>
-      <w:hyperlink r:id="rId16">
-        <w:r>
-          <w:rPr>
-            <w:lang w:val="es_ES" w:bidi="es_ES"/>
-          </w:rPr>
-          <w:rPr>
-            <w:color w:val="0000EE"/>
-            <w:u w:val="single"/>
-          </w:rPr>
-          <w:t>Sal 1–41</w:t>
-        </w:r>
-      </w:hyperlink>
+      <w:r>
+        <w:rPr>
+          <w:lang w:val="es_ES" w:bidi="es_ES"/>
+        </w:rPr>
+        <w:t>Sal 1–41</w:t>
+      </w:r>
       <w:r>
         <w:rPr>
           <w:lang w:val="es_ES" w:bidi="es_ES"/>
         </w:rPr>
         <w:t>) y dos (</w:t>
       </w:r>
-      <w:hyperlink r:id="rId18">
-        <w:r>
-          <w:rPr>
-            <w:lang w:val="es_ES" w:bidi="es_ES"/>
-          </w:rPr>
-          <w:rPr>
-            <w:color w:val="0000EE"/>
-            <w:u w:val="single"/>
-          </w:rPr>
-          <w:t>Sal 42–72</w:t>
-        </w:r>
-      </w:hyperlink>
+      <w:r>
+        <w:rPr>
+          <w:lang w:val="es_ES" w:bidi="es_ES"/>
+        </w:rPr>
+        <w:t>Sal 42–72</w:t>
+      </w:r>
       <w:r>
         <w:rPr>
           <w:lang w:val="es_ES" w:bidi="es_ES"/>
         </w:rPr>
         <w:t>) constituyen la primera etapa de la colección. De la transición de David en el libro uno (</w:t>
       </w:r>
-      <w:hyperlink r:id="rId25">
-        <w:r>
-          <w:rPr>
-            <w:lang w:val="es_ES" w:bidi="es_ES"/>
-          </w:rPr>
-          <w:rPr>
-            <w:color w:val="0000EE"/>
-            <w:u w:val="single"/>
-          </w:rPr>
-          <w:t>Sal 3–32,</w:t>
-        </w:r>
-      </w:hyperlink>
+      <w:r>
+        <w:rPr>
+          <w:lang w:val="es_ES" w:bidi="es_ES"/>
+        </w:rPr>
+        <w:t>Sal 3–32,</w:t>
+      </w:r>
       <w:r>
         <w:rPr>
           <w:lang w:val="es_ES" w:bidi="es_ES"/>
         </w:rPr>
         <w:t xml:space="preserve"> </w:t>
       </w:r>
-      <w:hyperlink r:id="rId26">
-        <w:r>
-          <w:rPr>
-            <w:lang w:val="es_ES" w:bidi="es_ES"/>
-          </w:rPr>
-          <w:rPr>
-            <w:color w:val="0000EE"/>
-            <w:u w:val="single"/>
-          </w:rPr>
-          <w:t>34–41</w:t>
-        </w:r>
-      </w:hyperlink>
+      <w:r>
+        <w:rPr>
+          <w:lang w:val="es_ES" w:bidi="es_ES"/>
+        </w:rPr>
+        <w:t>34–41</w:t>
+      </w:r>
       <w:r>
         <w:rPr>
           <w:lang w:val="es_ES" w:bidi="es_ES"/>
         </w:rPr>
         <w:t xml:space="preserve">) a colecciones de salmos de varios autores en el libro dos (los descendientes de Coré, </w:t>
       </w:r>
-      <w:hyperlink r:id="rId27">
-        <w:r>
-          <w:rPr>
-            <w:lang w:val="es_ES" w:bidi="es_ES"/>
-          </w:rPr>
-          <w:rPr>
-            <w:color w:val="0000EE"/>
-            <w:u w:val="single"/>
-          </w:rPr>
-          <w:t>Sal 42–49</w:t>
-        </w:r>
-      </w:hyperlink>
+      <w:r>
+        <w:rPr>
+          <w:lang w:val="es_ES" w:bidi="es_ES"/>
+        </w:rPr>
+        <w:t>Sal 42–49</w:t>
+      </w:r>
       <w:r>
         <w:rPr>
           <w:lang w:val="es_ES" w:bidi="es_ES"/>
         </w:rPr>
         <w:t xml:space="preserve">; Asaf, </w:t>
       </w:r>
-      <w:hyperlink r:id="rId28">
-        <w:r>
-          <w:rPr>
-            <w:lang w:val="es_ES" w:bidi="es_ES"/>
-          </w:rPr>
-          <w:rPr>
-            <w:color w:val="0000EE"/>
-            <w:u w:val="single"/>
-          </w:rPr>
-          <w:t>Sal 50</w:t>
-        </w:r>
-      </w:hyperlink>
+      <w:r>
+        <w:rPr>
+          <w:lang w:val="es_ES" w:bidi="es_ES"/>
+        </w:rPr>
+        <w:t>Sal 50</w:t>
+      </w:r>
       <w:r>
         <w:rPr>
           <w:lang w:val="es_ES" w:bidi="es_ES"/>
         </w:rPr>
         <w:t xml:space="preserve">; David, </w:t>
       </w:r>
-      <w:hyperlink r:id="rId29">
-        <w:r>
-          <w:rPr>
-            <w:lang w:val="es_ES" w:bidi="es_ES"/>
-          </w:rPr>
-          <w:rPr>
-            <w:color w:val="0000EE"/>
-            <w:u w:val="single"/>
-          </w:rPr>
-          <w:t>Sal 51–65</w:t>
-        </w:r>
-      </w:hyperlink>
+      <w:r>
+        <w:rPr>
+          <w:lang w:val="es_ES" w:bidi="es_ES"/>
+        </w:rPr>
+        <w:t>Sal 51–65</w:t>
+      </w:r>
       <w:r>
         <w:rPr>
           <w:lang w:val="es_ES" w:bidi="es_ES"/>
         </w:rPr>
         <w:t xml:space="preserve">; </w:t>
       </w:r>
-      <w:hyperlink r:id="rId30">
-        <w:r>
-          <w:rPr>
-            <w:lang w:val="es_ES" w:bidi="es_ES"/>
-          </w:rPr>
-          <w:rPr>
-            <w:color w:val="0000EE"/>
-            <w:u w:val="single"/>
-          </w:rPr>
-          <w:t>68–70</w:t>
-        </w:r>
-      </w:hyperlink>
+      <w:r>
+        <w:rPr>
+          <w:lang w:val="es_ES" w:bidi="es_ES"/>
+        </w:rPr>
+        <w:t>68–70</w:t>
+      </w:r>
       <w:r>
         <w:rPr>
           <w:lang w:val="es_ES" w:bidi="es_ES"/>
         </w:rPr>
         <w:t xml:space="preserve">; Salomón, </w:t>
       </w:r>
-      <w:hyperlink r:id="rId31">
-        <w:r>
-          <w:rPr>
-            <w:lang w:val="es_ES" w:bidi="es_ES"/>
-          </w:rPr>
-          <w:rPr>
-            <w:color w:val="0000EE"/>
-            <w:u w:val="single"/>
-          </w:rPr>
-          <w:t>Sal 72</w:t>
-        </w:r>
-      </w:hyperlink>
+      <w:r>
+        <w:rPr>
+          <w:lang w:val="es_ES" w:bidi="es_ES"/>
+        </w:rPr>
+        <w:t>Sal 72</w:t>
+      </w:r>
       <w:r>
         <w:rPr>
           <w:lang w:val="es_ES" w:bidi="es_ES"/>
         </w:rPr>
         <w:t>) muestra un cambio temático de David como único modelo y maestro hacia otras perspectivas. Al final del libro dos, el editor comenta: “aquí terminan las oraciones de David hijo de Jesé” (</w:t>
       </w:r>
-      <w:hyperlink r:id="rId32">
-        <w:r>
-          <w:rPr>
-            <w:lang w:val="es_ES" w:bidi="es_ES"/>
-          </w:rPr>
-          <w:rPr>
-            <w:color w:val="0000EE"/>
-            <w:u w:val="single"/>
-          </w:rPr>
-          <w:t>72:20</w:t>
-        </w:r>
-      </w:hyperlink>
+      <w:r>
+        <w:rPr>
+          <w:lang w:val="es_ES" w:bidi="es_ES"/>
+        </w:rPr>
+        <w:t>72:20</w:t>
+      </w:r>
       <w:r>
         <w:rPr>
           <w:lang w:val="es_ES" w:bidi="es_ES"/>
@@ -899,162 +731,108 @@
         </w:rPr>
         <w:t>El libro tres (</w:t>
       </w:r>
-      <w:hyperlink r:id="rId20">
-        <w:r>
-          <w:rPr>
-            <w:lang w:val="es_ES" w:bidi="es_ES"/>
-          </w:rPr>
-          <w:rPr>
-            <w:color w:val="0000EE"/>
-            <w:u w:val="single"/>
-          </w:rPr>
-          <w:t>Sal 73–89</w:t>
-        </w:r>
-      </w:hyperlink>
+      <w:r>
+        <w:rPr>
+          <w:lang w:val="es_ES" w:bidi="es_ES"/>
+        </w:rPr>
+        <w:t>Sal 73–89</w:t>
+      </w:r>
       <w:r>
         <w:rPr>
           <w:lang w:val="es_ES" w:bidi="es_ES"/>
         </w:rPr>
         <w:t>) comparte con el libro dos su preferencia por el nombre Elohim para referirse a Dios (</w:t>
       </w:r>
-      <w:hyperlink r:id="rId33">
-        <w:r>
-          <w:rPr>
-            <w:lang w:val="es_ES" w:bidi="es_ES"/>
-          </w:rPr>
-          <w:rPr>
-            <w:color w:val="0000EE"/>
-            <w:u w:val="single"/>
-          </w:rPr>
-          <w:t>Sal 42–83</w:t>
-        </w:r>
-      </w:hyperlink>
+      <w:r>
+        <w:rPr>
+          <w:lang w:val="es_ES" w:bidi="es_ES"/>
+        </w:rPr>
+        <w:t>Sal 42–83</w:t>
+      </w:r>
       <w:r>
         <w:rPr>
           <w:lang w:val="es_ES" w:bidi="es_ES"/>
         </w:rPr>
         <w:t>) y su diversidad de autores: Asaf (</w:t>
       </w:r>
-      <w:hyperlink r:id="rId34">
-        <w:r>
-          <w:rPr>
-            <w:lang w:val="es_ES" w:bidi="es_ES"/>
-          </w:rPr>
-          <w:rPr>
-            <w:color w:val="0000EE"/>
-            <w:u w:val="single"/>
-          </w:rPr>
-          <w:t>Sal 73–83</w:t>
-        </w:r>
-      </w:hyperlink>
+      <w:r>
+        <w:rPr>
+          <w:lang w:val="es_ES" w:bidi="es_ES"/>
+        </w:rPr>
+        <w:t>Sal 73–83</w:t>
+      </w:r>
       <w:r>
         <w:rPr>
           <w:lang w:val="es_ES" w:bidi="es_ES"/>
         </w:rPr>
         <w:t>), los descendientes de Coré (</w:t>
       </w:r>
-      <w:hyperlink r:id="rId35">
-        <w:r>
-          <w:rPr>
-            <w:lang w:val="es_ES" w:bidi="es_ES"/>
-          </w:rPr>
-          <w:rPr>
-            <w:color w:val="0000EE"/>
-            <w:u w:val="single"/>
-          </w:rPr>
-          <w:t>Sal 84–85</w:t>
-        </w:r>
-      </w:hyperlink>
+      <w:r>
+        <w:rPr>
+          <w:lang w:val="es_ES" w:bidi="es_ES"/>
+        </w:rPr>
+        <w:t>Sal 84–85</w:t>
+      </w:r>
       <w:r>
         <w:rPr>
           <w:lang w:val="es_ES" w:bidi="es_ES"/>
         </w:rPr>
         <w:t xml:space="preserve">; </w:t>
       </w:r>
-      <w:hyperlink r:id="rId36">
-        <w:r>
-          <w:rPr>
-            <w:lang w:val="es_ES" w:bidi="es_ES"/>
-          </w:rPr>
-          <w:rPr>
-            <w:color w:val="0000EE"/>
-            <w:u w:val="single"/>
-          </w:rPr>
-          <w:t>87–88</w:t>
-        </w:r>
-      </w:hyperlink>
+      <w:r>
+        <w:rPr>
+          <w:lang w:val="es_ES" w:bidi="es_ES"/>
+        </w:rPr>
+        <w:t>87–88</w:t>
+      </w:r>
       <w:r>
         <w:rPr>
           <w:lang w:val="es_ES" w:bidi="es_ES"/>
         </w:rPr>
         <w:t>), y David (</w:t>
       </w:r>
-      <w:hyperlink r:id="rId37">
-        <w:r>
-          <w:rPr>
-            <w:lang w:val="es_ES" w:bidi="es_ES"/>
-          </w:rPr>
-          <w:rPr>
-            <w:color w:val="0000EE"/>
-            <w:u w:val="single"/>
-          </w:rPr>
-          <w:t>Sal 86</w:t>
-        </w:r>
-      </w:hyperlink>
+      <w:r>
+        <w:rPr>
+          <w:lang w:val="es_ES" w:bidi="es_ES"/>
+        </w:rPr>
+        <w:t>Sal 86</w:t>
+      </w:r>
       <w:r>
         <w:rPr>
           <w:lang w:val="es_ES" w:bidi="es_ES"/>
         </w:rPr>
         <w:t xml:space="preserve">). </w:t>
       </w:r>
-      <w:hyperlink r:id="rId38">
-        <w:r>
-          <w:rPr>
-            <w:lang w:val="es_ES" w:bidi="es_ES"/>
-          </w:rPr>
-          <w:rPr>
-            <w:color w:val="0000EE"/>
-            <w:u w:val="single"/>
-          </w:rPr>
-          <w:t>El Salmo 73</w:t>
-        </w:r>
-      </w:hyperlink>
+      <w:r>
+        <w:rPr>
+          <w:lang w:val="es_ES" w:bidi="es_ES"/>
+        </w:rPr>
+        <w:t>El Salmo 73</w:t>
+      </w:r>
       <w:r>
         <w:rPr>
           <w:lang w:val="es_ES" w:bidi="es_ES"/>
         </w:rPr>
         <w:t>, que abre el libro tres, cuestiona la justicia y el poder de Dios, poniendo en duda la magnífica visión del reino mesiánico delineada en el salmo final del libro dos (</w:t>
       </w:r>
-      <w:hyperlink r:id="rId31">
-        <w:r>
-          <w:rPr>
-            <w:lang w:val="es_ES" w:bidi="es_ES"/>
-          </w:rPr>
-          <w:rPr>
-            <w:color w:val="0000EE"/>
-            <w:u w:val="single"/>
-          </w:rPr>
-          <w:t>Sal 72</w:t>
-        </w:r>
-      </w:hyperlink>
+      <w:r>
+        <w:rPr>
+          <w:lang w:val="es_ES" w:bidi="es_ES"/>
+        </w:rPr>
+        <w:t>Sal 72</w:t>
+      </w:r>
       <w:r>
         <w:rPr>
           <w:lang w:val="es_ES" w:bidi="es_ES"/>
         </w:rPr>
         <w:t>). Este cuestionamiento reaparece en el</w:t>
       </w:r>
-      <w:hyperlink r:id="rId39">
-        <w:r>
-          <w:rPr>
-            <w:lang w:val="es_ES" w:bidi="es_ES"/>
-          </w:rPr>
-          <w:rPr>
-            <w:color w:val="0000EE"/>
-            <w:u w:val="single"/>
-          </w:rPr>
-          <w:t xml:space="preserve"> Salmo 89</w:t>
-        </w:r>
-      </w:hyperlink>
+      <w:r>
+        <w:rPr>
+          <w:lang w:val="es_ES" w:bidi="es_ES"/>
+        </w:rPr>
+        <w:t xml:space="preserve"> Salmo 89</w:t>
+      </w:r>
       <w:r>
         <w:rPr>
           <w:lang w:val="es_ES" w:bidi="es_ES"/>
@@ -1079,144 +857,96 @@
         </w:rPr>
         <w:t>Los salmos del libro cuatro (</w:t>
       </w:r>
-      <w:hyperlink r:id="rId22">
-        <w:r>
-          <w:rPr>
-            <w:lang w:val="es_ES" w:bidi="es_ES"/>
-          </w:rPr>
-          <w:rPr>
-            <w:color w:val="0000EE"/>
-            <w:u w:val="single"/>
-          </w:rPr>
-          <w:t>Sal 90–106</w:t>
-        </w:r>
-      </w:hyperlink>
+      <w:r>
+        <w:rPr>
+          <w:lang w:val="es_ES" w:bidi="es_ES"/>
+        </w:rPr>
+        <w:t>Sal 90–106</w:t>
+      </w:r>
       <w:r>
         <w:rPr>
           <w:lang w:val="es_ES" w:bidi="es_ES"/>
         </w:rPr>
         <w:t xml:space="preserve">) abordan preguntas surgidas durante el exilio, cuando parecía que el pacto de Dios con David se había disuelto (ver </w:t>
       </w:r>
-      <w:hyperlink r:id="rId39">
-        <w:r>
-          <w:rPr>
-            <w:lang w:val="es_ES" w:bidi="es_ES"/>
-          </w:rPr>
-          <w:rPr>
-            <w:color w:val="0000EE"/>
-            <w:u w:val="single"/>
-          </w:rPr>
-          <w:t>Sal 89</w:t>
-        </w:r>
-      </w:hyperlink>
+      <w:r>
+        <w:rPr>
+          <w:lang w:val="es_ES" w:bidi="es_ES"/>
+        </w:rPr>
+        <w:t>Sal 89</w:t>
+      </w:r>
       <w:r>
         <w:rPr>
           <w:lang w:val="es_ES" w:bidi="es_ES"/>
         </w:rPr>
         <w:t xml:space="preserve">). En respuesta a esta crisis, varios salmos promueven el desarrollo individual en carácter y piedad (ver </w:t>
       </w:r>
-      <w:hyperlink r:id="rId40">
-        <w:r>
-          <w:rPr>
-            <w:lang w:val="es_ES" w:bidi="es_ES"/>
-          </w:rPr>
-          <w:rPr>
-            <w:color w:val="0000EE"/>
-            <w:u w:val="single"/>
-          </w:rPr>
-          <w:t>Sal 91–92</w:t>
-        </w:r>
-      </w:hyperlink>
+      <w:r>
+        <w:rPr>
+          <w:lang w:val="es_ES" w:bidi="es_ES"/>
+        </w:rPr>
+        <w:t>Sal 91–92</w:t>
+      </w:r>
       <w:r>
         <w:rPr>
           <w:lang w:val="es_ES" w:bidi="es_ES"/>
         </w:rPr>
         <w:t>). La mayoría de los salmos de esta colección presentan a Dios como el verdadero y fiel rey, cuyo reino se extiende a cada parte de la creación (</w:t>
       </w:r>
-      <w:hyperlink r:id="rId41">
-        <w:r>
-          <w:rPr>
-            <w:lang w:val="es_ES" w:bidi="es_ES"/>
-          </w:rPr>
-          <w:rPr>
-            <w:color w:val="0000EE"/>
-            <w:u w:val="single"/>
-          </w:rPr>
-          <w:t>Sal 93–100</w:t>
-        </w:r>
-      </w:hyperlink>
+      <w:r>
+        <w:rPr>
+          <w:lang w:val="es_ES" w:bidi="es_ES"/>
+        </w:rPr>
+        <w:t>Sal 93–100</w:t>
+      </w:r>
       <w:r>
         <w:rPr>
           <w:lang w:val="es_ES" w:bidi="es_ES"/>
         </w:rPr>
         <w:t>). Él aún ama a su pueblo, el rebaño de su pradera (</w:t>
       </w:r>
-      <w:hyperlink r:id="rId42">
-        <w:r>
-          <w:rPr>
-            <w:lang w:val="es_ES" w:bidi="es_ES"/>
-          </w:rPr>
-          <w:rPr>
-            <w:color w:val="0000EE"/>
-            <w:u w:val="single"/>
-          </w:rPr>
-          <w:t>Sal 100</w:t>
-        </w:r>
-      </w:hyperlink>
+      <w:r>
+        <w:rPr>
+          <w:lang w:val="es_ES" w:bidi="es_ES"/>
+        </w:rPr>
+        <w:t>Sal 100</w:t>
+      </w:r>
       <w:r>
         <w:rPr>
           <w:lang w:val="es_ES" w:bidi="es_ES"/>
         </w:rPr>
         <w:t>), pero ellos deben escucharlo (</w:t>
       </w:r>
-      <w:hyperlink r:id="rId43">
-        <w:r>
-          <w:rPr>
-            <w:lang w:val="es_ES" w:bidi="es_ES"/>
-          </w:rPr>
-          <w:rPr>
-            <w:color w:val="0000EE"/>
-            <w:u w:val="single"/>
-          </w:rPr>
-          <w:t>Sal 95,</w:t>
-        </w:r>
-      </w:hyperlink>
+      <w:r>
+        <w:rPr>
+          <w:lang w:val="es_ES" w:bidi="es_ES"/>
+        </w:rPr>
+        <w:t>Sal 95,</w:t>
+      </w:r>
       <w:r>
         <w:rPr>
           <w:lang w:val="es_ES" w:bidi="es_ES"/>
         </w:rPr>
         <w:t xml:space="preserve"> </w:t>
       </w:r>
-      <w:hyperlink r:id="rId42">
-        <w:r>
-          <w:rPr>
-            <w:lang w:val="es_ES" w:bidi="es_ES"/>
-          </w:rPr>
-          <w:rPr>
-            <w:color w:val="0000EE"/>
-            <w:u w:val="single"/>
-          </w:rPr>
-          <w:t>100</w:t>
-        </w:r>
-      </w:hyperlink>
+      <w:r>
+        <w:rPr>
+          <w:lang w:val="es_ES" w:bidi="es_ES"/>
+        </w:rPr>
+        <w:t>100</w:t>
+      </w:r>
       <w:r>
         <w:rPr>
           <w:lang w:val="es_ES" w:bidi="es_ES"/>
         </w:rPr>
         <w:t>). Dios es la fuente de perdón, y su compasión asegura a su pueblo exiliado que todavía se preocupa por ellos. La revisión de la historia de la redención desde la creación hasta el exilio (</w:t>
       </w:r>
-      <w:hyperlink r:id="rId44">
-        <w:r>
-          <w:rPr>
-            <w:lang w:val="es_ES" w:bidi="es_ES"/>
-          </w:rPr>
-          <w:rPr>
-            <w:color w:val="0000EE"/>
-            <w:u w:val="single"/>
-          </w:rPr>
-          <w:t>Sal 104–106</w:t>
-        </w:r>
-      </w:hyperlink>
+      <w:r>
+        <w:rPr>
+          <w:lang w:val="es_ES" w:bidi="es_ES"/>
+        </w:rPr>
+        <w:t>Sal 104–106</w:t>
+      </w:r>
       <w:r>
         <w:rPr>
           <w:lang w:val="es_ES" w:bidi="es_ES"/>
@@ -1241,36 +971,24 @@
         </w:rPr>
         <w:t xml:space="preserve">La bendición de </w:t>
       </w:r>
-      <w:hyperlink r:id="rId23">
-        <w:r>
-          <w:rPr>
-            <w:lang w:val="es_ES" w:bidi="es_ES"/>
-          </w:rPr>
-          <w:rPr>
-            <w:color w:val="0000EE"/>
-            <w:u w:val="single"/>
-          </w:rPr>
-          <w:t>Salmo 106:48</w:t>
-        </w:r>
-      </w:hyperlink>
+      <w:r>
+        <w:rPr>
+          <w:lang w:val="es_ES" w:bidi="es_ES"/>
+        </w:rPr>
+        <w:t>Salmo 106:48</w:t>
+      </w:r>
       <w:r>
         <w:rPr>
           <w:lang w:val="es_ES" w:bidi="es_ES"/>
         </w:rPr>
         <w:t xml:space="preserve"> también se encuentra en </w:t>
       </w:r>
-      <w:hyperlink r:id="rId45">
-        <w:r>
-          <w:rPr>
-            <w:lang w:val="es_ES" w:bidi="es_ES"/>
-          </w:rPr>
-          <w:rPr>
-            <w:color w:val="0000EE"/>
-            <w:u w:val="single"/>
-          </w:rPr>
-          <w:t>1 Cro 16:36</w:t>
-        </w:r>
-      </w:hyperlink>
+      <w:r>
+        <w:rPr>
+          <w:lang w:val="es_ES" w:bidi="es_ES"/>
+        </w:rPr>
+        <w:t>1 Cro 16:36</w:t>
+      </w:r>
       <w:r>
         <w:rPr>
           <w:lang w:val="es_ES" w:bidi="es_ES"/>
@@ -1295,18 +1013,12 @@
         </w:rPr>
         <w:t>El libro cinco (</w:t>
       </w:r>
-      <w:hyperlink r:id="rId24">
-        <w:r>
-          <w:rPr>
-            <w:lang w:val="es_ES" w:bidi="es_ES"/>
-          </w:rPr>
-          <w:rPr>
-            <w:color w:val="0000EE"/>
-            <w:u w:val="single"/>
-          </w:rPr>
-          <w:t>Sal 107–150</w:t>
-        </w:r>
-      </w:hyperlink>
+      <w:r>
+        <w:rPr>
+          <w:lang w:val="es_ES" w:bidi="es_ES"/>
+        </w:rPr>
+        <w:t>Sal 107–150</w:t>
+      </w:r>
       <w:r>
         <w:rPr>
           <w:lang w:val="es_ES" w:bidi="es_ES"/>
@@ -1326,252 +1038,168 @@
         </w:rPr>
         <w:t>Egipcio (</w:t>
       </w:r>
-      <w:hyperlink r:id="rId46">
-        <w:r>
-          <w:rPr>
-            <w:lang w:val="es_ES" w:bidi="es_ES"/>
-          </w:rPr>
-          <w:rPr>
-            <w:color w:val="0000EE"/>
-            <w:u w:val="single"/>
-          </w:rPr>
-          <w:t>Sal 113–118</w:t>
-        </w:r>
-      </w:hyperlink>
+      <w:r>
+        <w:rPr>
+          <w:lang w:val="es_ES" w:bidi="es_ES"/>
+        </w:rPr>
+        <w:t>Sal 113–118</w:t>
+      </w:r>
       <w:r>
         <w:rPr>
           <w:lang w:val="es_ES" w:bidi="es_ES"/>
         </w:rPr>
         <w:t>); el Salmo de la Torá (</w:t>
       </w:r>
-      <w:hyperlink r:id="rId47">
-        <w:r>
-          <w:rPr>
-            <w:lang w:val="es_ES" w:bidi="es_ES"/>
-          </w:rPr>
-          <w:rPr>
-            <w:color w:val="0000EE"/>
-            <w:u w:val="single"/>
-          </w:rPr>
-          <w:t>Sal 119</w:t>
-        </w:r>
-      </w:hyperlink>
+      <w:r>
+        <w:rPr>
+          <w:lang w:val="es_ES" w:bidi="es_ES"/>
+        </w:rPr>
+        <w:t>Sal 119</w:t>
+      </w:r>
       <w:r>
         <w:rPr>
           <w:lang w:val="es_ES" w:bidi="es_ES"/>
         </w:rPr>
         <w:t>); el Gran Hallel (</w:t>
       </w:r>
-      <w:hyperlink r:id="rId48">
-        <w:r>
-          <w:rPr>
-            <w:lang w:val="es_ES" w:bidi="es_ES"/>
-          </w:rPr>
-          <w:rPr>
-            <w:color w:val="0000EE"/>
-            <w:u w:val="single"/>
-          </w:rPr>
-          <w:t>Sal 120–136</w:t>
-        </w:r>
-      </w:hyperlink>
+      <w:r>
+        <w:rPr>
+          <w:lang w:val="es_ES" w:bidi="es_ES"/>
+        </w:rPr>
+        <w:t>Sal 120–136</w:t>
+      </w:r>
       <w:r>
         <w:rPr>
           <w:lang w:val="es_ES" w:bidi="es_ES"/>
         </w:rPr>
         <w:t>), que abarca los Cánticos de Ascenso (</w:t>
       </w:r>
-      <w:hyperlink r:id="rId49">
-        <w:r>
-          <w:rPr>
-            <w:lang w:val="es_ES" w:bidi="es_ES"/>
-          </w:rPr>
-          <w:rPr>
-            <w:color w:val="0000EE"/>
-            <w:u w:val="single"/>
-          </w:rPr>
-          <w:t>Sal 120–134</w:t>
-        </w:r>
-      </w:hyperlink>
+      <w:r>
+        <w:rPr>
+          <w:lang w:val="es_ES" w:bidi="es_ES"/>
+        </w:rPr>
+        <w:t>Sal 120–134</w:t>
+      </w:r>
       <w:r>
         <w:rPr>
           <w:lang w:val="es_ES" w:bidi="es_ES"/>
         </w:rPr>
         <w:t>); ocho salmos de David (</w:t>
       </w:r>
-      <w:hyperlink r:id="rId50">
-        <w:r>
-          <w:rPr>
-            <w:lang w:val="es_ES" w:bidi="es_ES"/>
-          </w:rPr>
-          <w:rPr>
-            <w:color w:val="0000EE"/>
-            <w:u w:val="single"/>
-          </w:rPr>
-          <w:t>Sal 138–145</w:t>
-        </w:r>
-      </w:hyperlink>
+      <w:r>
+        <w:rPr>
+          <w:lang w:val="es_ES" w:bidi="es_ES"/>
+        </w:rPr>
+        <w:t>Sal 138–145</w:t>
+      </w:r>
       <w:r>
         <w:rPr>
           <w:lang w:val="es_ES" w:bidi="es_ES"/>
         </w:rPr>
         <w:t>); y cinco himnos de alabanza finales (</w:t>
       </w:r>
-      <w:hyperlink r:id="rId51">
-        <w:r>
-          <w:rPr>
-            <w:lang w:val="es_ES" w:bidi="es_ES"/>
-          </w:rPr>
-          <w:rPr>
-            <w:color w:val="0000EE"/>
-            <w:u w:val="single"/>
-          </w:rPr>
-          <w:t>Sal 146–150</w:t>
-        </w:r>
-      </w:hyperlink>
+      <w:r>
+        <w:rPr>
+          <w:lang w:val="es_ES" w:bidi="es_ES"/>
+        </w:rPr>
+        <w:t>Sal 146–150</w:t>
+      </w:r>
       <w:r>
         <w:rPr>
           <w:lang w:val="es_ES" w:bidi="es_ES"/>
         </w:rPr>
         <w:t>). El Libro Cinco establece una progresión temática que va desde la aflicción y el lamento hasta el rescate de Dios y la alabanza. El salmo de apertura (</w:t>
       </w:r>
-      <w:hyperlink r:id="rId52">
-        <w:r>
-          <w:rPr>
-            <w:lang w:val="es_ES" w:bidi="es_ES"/>
-          </w:rPr>
-          <w:rPr>
-            <w:color w:val="0000EE"/>
-            <w:u w:val="single"/>
-          </w:rPr>
-          <w:t>Sal 107</w:t>
-        </w:r>
-      </w:hyperlink>
+      <w:r>
+        <w:rPr>
+          <w:lang w:val="es_ES" w:bidi="es_ES"/>
+        </w:rPr>
+        <w:t>Sal 107</w:t>
+      </w:r>
       <w:r>
         <w:rPr>
           <w:lang w:val="es_ES" w:bidi="es_ES"/>
         </w:rPr>
         <w:t>) inicia esta progresión, y en su versículo final (</w:t>
       </w:r>
-      <w:hyperlink r:id="rId53">
-        <w:r>
-          <w:rPr>
-            <w:lang w:val="es_ES" w:bidi="es_ES"/>
-          </w:rPr>
-          <w:rPr>
-            <w:color w:val="0000EE"/>
-            <w:u w:val="single"/>
-          </w:rPr>
-          <w:t>107:43</w:t>
-        </w:r>
-      </w:hyperlink>
+      <w:r>
+        <w:rPr>
+          <w:lang w:val="es_ES" w:bidi="es_ES"/>
+        </w:rPr>
+        <w:t>107:43</w:t>
+      </w:r>
       <w:r>
         <w:rPr>
           <w:lang w:val="es_ES" w:bidi="es_ES"/>
         </w:rPr>
         <w:t xml:space="preserve">) destaca la importancia de la sabiduría para discernir los caminos de Dios. </w:t>
       </w:r>
-      <w:hyperlink r:id="rId47">
-        <w:r>
-          <w:rPr>
-            <w:lang w:val="es_ES" w:bidi="es_ES"/>
-          </w:rPr>
-          <w:rPr>
-            <w:color w:val="0000EE"/>
-            <w:u w:val="single"/>
-          </w:rPr>
-          <w:t>El Salmo 119</w:t>
-        </w:r>
-      </w:hyperlink>
+      <w:r>
+        <w:rPr>
+          <w:lang w:val="es_ES" w:bidi="es_ES"/>
+        </w:rPr>
+        <w:t>El Salmo 119</w:t>
+      </w:r>
       <w:r>
         <w:rPr>
           <w:lang w:val="es_ES" w:bidi="es_ES"/>
         </w:rPr>
         <w:t>, el más largo, celebra la sabiduría y la palabra de Dios. Los salmos que narran el cuidado histórico del Señor por Israel en el desierto (</w:t>
       </w:r>
-      <w:hyperlink r:id="rId54">
-        <w:r>
-          <w:rPr>
-            <w:lang w:val="es_ES" w:bidi="es_ES"/>
-          </w:rPr>
-          <w:rPr>
-            <w:color w:val="0000EE"/>
-            <w:u w:val="single"/>
-          </w:rPr>
-          <w:t>Sal 114–118,</w:t>
-        </w:r>
-      </w:hyperlink>
+      <w:r>
+        <w:rPr>
+          <w:lang w:val="es_ES" w:bidi="es_ES"/>
+        </w:rPr>
+        <w:t>Sal 114–118,</w:t>
+      </w:r>
       <w:r>
         <w:rPr>
           <w:lang w:val="es_ES" w:bidi="es_ES"/>
         </w:rPr>
         <w:t xml:space="preserve"> </w:t>
       </w:r>
-      <w:hyperlink r:id="rId55">
-        <w:r>
-          <w:rPr>
-            <w:lang w:val="es_ES" w:bidi="es_ES"/>
-          </w:rPr>
-          <w:rPr>
-            <w:color w:val="0000EE"/>
-            <w:u w:val="single"/>
-          </w:rPr>
-          <w:t>135–136</w:t>
-        </w:r>
-      </w:hyperlink>
+      <w:r>
+        <w:rPr>
+          <w:lang w:val="es_ES" w:bidi="es_ES"/>
+        </w:rPr>
+        <w:t>135–136</w:t>
+      </w:r>
       <w:r>
         <w:rPr>
           <w:lang w:val="es_ES" w:bidi="es_ES"/>
         </w:rPr>
         <w:t>) preparan a Israel en el exilio y post-exílio para interpretar las oraciones finales de David (</w:t>
       </w:r>
-      <w:hyperlink r:id="rId50">
-        <w:r>
-          <w:rPr>
-            <w:lang w:val="es_ES" w:bidi="es_ES"/>
-          </w:rPr>
-          <w:rPr>
-            <w:color w:val="0000EE"/>
-            <w:u w:val="single"/>
-          </w:rPr>
-          <w:t>Sal 138–145</w:t>
-        </w:r>
-      </w:hyperlink>
+      <w:r>
+        <w:rPr>
+          <w:lang w:val="es_ES" w:bidi="es_ES"/>
+        </w:rPr>
+        <w:t>Sal 138–145</w:t>
+      </w:r>
       <w:r>
         <w:rPr>
           <w:lang w:val="es_ES" w:bidi="es_ES"/>
         </w:rPr>
         <w:t>) desde una nueva perspectiva: David anticipaba el reino de Dios (</w:t>
       </w:r>
-      <w:hyperlink r:id="rId56">
-        <w:r>
-          <w:rPr>
-            <w:lang w:val="es_ES" w:bidi="es_ES"/>
-          </w:rPr>
-          <w:rPr>
-            <w:color w:val="0000EE"/>
-            <w:u w:val="single"/>
-          </w:rPr>
-          <w:t>Sal 145</w:t>
-        </w:r>
-      </w:hyperlink>
+      <w:r>
+        <w:rPr>
+          <w:lang w:val="es_ES" w:bidi="es_ES"/>
+        </w:rPr>
+        <w:t>Sal 145</w:t>
+      </w:r>
       <w:r>
         <w:rPr>
           <w:lang w:val="es_ES" w:bidi="es_ES"/>
         </w:rPr>
         <w:t>). Los salmos de alabanza reafirman esta esperanza (</w:t>
       </w:r>
-      <w:hyperlink r:id="rId51">
-        <w:r>
-          <w:rPr>
-            <w:lang w:val="es_ES" w:bidi="es_ES"/>
-          </w:rPr>
-          <w:rPr>
-            <w:color w:val="0000EE"/>
-            <w:u w:val="single"/>
-          </w:rPr>
-          <w:t>Sal 146–150</w:t>
-        </w:r>
-      </w:hyperlink>
+      <w:r>
+        <w:rPr>
+          <w:lang w:val="es_ES" w:bidi="es_ES"/>
+        </w:rPr>
+        <w:t>Sal 146–150</w:t>
+      </w:r>
       <w:r>
         <w:rPr>
           <w:lang w:val="es_ES" w:bidi="es_ES"/>
@@ -1596,36 +1224,24 @@
         </w:rPr>
         <w:t>Parece que se han añadido partes a los salmos ya existentes. Esto podría explicar la oración por la restauración de Sión (</w:t>
       </w:r>
-      <w:hyperlink r:id="rId57">
-        <w:r>
-          <w:rPr>
-            <w:lang w:val="es_ES" w:bidi="es_ES"/>
-          </w:rPr>
-          <w:rPr>
-            <w:color w:val="0000EE"/>
-            <w:u w:val="single"/>
-          </w:rPr>
-          <w:t>51:18–19</w:t>
-        </w:r>
-      </w:hyperlink>
+      <w:r>
+        <w:rPr>
+          <w:lang w:val="es_ES" w:bidi="es_ES"/>
+        </w:rPr>
+        <w:t>51:18–19</w:t>
+      </w:r>
       <w:r>
         <w:rPr>
           <w:lang w:val="es_ES" w:bidi="es_ES"/>
         </w:rPr>
         <w:t>) y por la bendición de Dios sobre Jerusalén (</w:t>
       </w:r>
-      <w:hyperlink r:id="rId58">
-        <w:r>
-          <w:rPr>
-            <w:lang w:val="es_ES" w:bidi="es_ES"/>
-          </w:rPr>
-          <w:rPr>
-            <w:color w:val="0000EE"/>
-            <w:u w:val="single"/>
-          </w:rPr>
-          <w:t>69:34–36</w:t>
-        </w:r>
-      </w:hyperlink>
+      <w:r>
+        <w:rPr>
+          <w:lang w:val="es_ES" w:bidi="es_ES"/>
+        </w:rPr>
+        <w:t>69:34–36</w:t>
+      </w:r>
       <w:r>
         <w:rPr>
           <w:lang w:val="es_ES" w:bidi="es_ES"/>
@@ -1650,108 +1266,72 @@
         </w:rPr>
         <w:t xml:space="preserve">Los manuscritos disponibles muestran cierta flexibilidad en la organización y en los títulos de los salmos. Tanto las ediciones hebreas como las griegas del Salterio contienen 150 salmos, pero presentan divisiones y numeraciones diferentes, así como variaciones en cuanto a qué salmos tienen títulos. El texto griego combina los </w:t>
       </w:r>
-      <w:hyperlink r:id="rId59">
-        <w:r>
-          <w:rPr>
-            <w:lang w:val="es_ES" w:bidi="es_ES"/>
-          </w:rPr>
-          <w:rPr>
-            <w:color w:val="0000EE"/>
-            <w:u w:val="single"/>
-          </w:rPr>
-          <w:t>Salmos 9</w:t>
-        </w:r>
-      </w:hyperlink>
+      <w:r>
+        <w:rPr>
+          <w:lang w:val="es_ES" w:bidi="es_ES"/>
+        </w:rPr>
+        <w:t>Salmos 9</w:t>
+      </w:r>
       <w:r>
         <w:rPr>
           <w:lang w:val="es_ES" w:bidi="es_ES"/>
         </w:rPr>
         <w:t xml:space="preserve"> y </w:t>
       </w:r>
-      <w:hyperlink r:id="rId60">
-        <w:r>
-          <w:rPr>
-            <w:lang w:val="es_ES" w:bidi="es_ES"/>
-          </w:rPr>
-          <w:rPr>
-            <w:color w:val="0000EE"/>
-            <w:u w:val="single"/>
-          </w:rPr>
-          <w:t>10</w:t>
-        </w:r>
-      </w:hyperlink>
+      <w:r>
+        <w:rPr>
+          <w:lang w:val="es_ES" w:bidi="es_ES"/>
+        </w:rPr>
+        <w:t>10</w:t>
+      </w:r>
       <w:r>
         <w:rPr>
           <w:lang w:val="es_ES" w:bidi="es_ES"/>
         </w:rPr>
         <w:t xml:space="preserve">, así como los </w:t>
       </w:r>
-      <w:hyperlink r:id="rId61">
-        <w:r>
-          <w:rPr>
-            <w:lang w:val="es_ES" w:bidi="es_ES"/>
-          </w:rPr>
-          <w:rPr>
-            <w:color w:val="0000EE"/>
-            <w:u w:val="single"/>
-          </w:rPr>
-          <w:t>Salmos 114</w:t>
-        </w:r>
-      </w:hyperlink>
+      <w:r>
+        <w:rPr>
+          <w:lang w:val="es_ES" w:bidi="es_ES"/>
+        </w:rPr>
+        <w:t>Salmos 114</w:t>
+      </w:r>
       <w:r>
         <w:rPr>
           <w:lang w:val="es_ES" w:bidi="es_ES"/>
         </w:rPr>
         <w:t xml:space="preserve"> y </w:t>
       </w:r>
-      <w:hyperlink r:id="rId62">
-        <w:r>
-          <w:rPr>
-            <w:lang w:val="es_ES" w:bidi="es_ES"/>
-          </w:rPr>
-          <w:rPr>
-            <w:color w:val="0000EE"/>
-            <w:u w:val="single"/>
-          </w:rPr>
-          <w:t>115</w:t>
-        </w:r>
-      </w:hyperlink>
+      <w:r>
+        <w:rPr>
+          <w:lang w:val="es_ES" w:bidi="es_ES"/>
+        </w:rPr>
+        <w:t>115</w:t>
+      </w:r>
       <w:r>
         <w:rPr>
           <w:lang w:val="es_ES" w:bidi="es_ES"/>
         </w:rPr>
         <w:t xml:space="preserve"> en un solo salmo cada uno, pero divide los </w:t>
       </w:r>
-      <w:hyperlink r:id="rId63">
-        <w:r>
-          <w:rPr>
-            <w:lang w:val="es_ES" w:bidi="es_ES"/>
-          </w:rPr>
-          <w:rPr>
-            <w:color w:val="0000EE"/>
-            <w:u w:val="single"/>
-          </w:rPr>
-          <w:t>Salmos 116</w:t>
-        </w:r>
-      </w:hyperlink>
+      <w:r>
+        <w:rPr>
+          <w:lang w:val="es_ES" w:bidi="es_ES"/>
+        </w:rPr>
+        <w:t>Salmos 116</w:t>
+      </w:r>
       <w:r>
         <w:rPr>
           <w:lang w:val="es_ES" w:bidi="es_ES"/>
         </w:rPr>
         <w:t xml:space="preserve"> y </w:t>
       </w:r>
-      <w:hyperlink r:id="rId64">
-        <w:r>
-          <w:rPr>
-            <w:lang w:val="es_ES" w:bidi="es_ES"/>
-          </w:rPr>
-          <w:rPr>
-            <w:color w:val="0000EE"/>
-            <w:u w:val="single"/>
-          </w:rPr>
-          <w:t>147</w:t>
-        </w:r>
-      </w:hyperlink>
+      <w:r>
+        <w:rPr>
+          <w:lang w:val="es_ES" w:bidi="es_ES"/>
+        </w:rPr>
+        <w:t>147</w:t>
+      </w:r>
       <w:r>
         <w:rPr>
           <w:lang w:val="es_ES" w:bidi="es_ES"/>
@@ -1772,54 +1352,36 @@
         </w:rPr>
         <w:t xml:space="preserve">En la época de Jesús, el Salterio recopilado era bien conocido (ver </w:t>
       </w:r>
-      <w:hyperlink r:id="rId65">
-        <w:r>
-          <w:rPr>
-            <w:lang w:val="es_ES" w:bidi="es_ES"/>
-          </w:rPr>
-          <w:rPr>
-            <w:color w:val="0000EE"/>
-            <w:u w:val="single"/>
-          </w:rPr>
-          <w:t>Lc 20:42,</w:t>
-        </w:r>
-      </w:hyperlink>
+      <w:r>
+        <w:rPr>
+          <w:lang w:val="es_ES" w:bidi="es_ES"/>
+        </w:rPr>
+        <w:t>Lc 20:42,</w:t>
+      </w:r>
       <w:r>
         <w:rPr>
           <w:lang w:val="es_ES" w:bidi="es_ES"/>
         </w:rPr>
         <w:t xml:space="preserve"> </w:t>
       </w:r>
-      <w:hyperlink r:id="rId66">
-        <w:r>
-          <w:rPr>
-            <w:lang w:val="es_ES" w:bidi="es_ES"/>
-          </w:rPr>
-          <w:rPr>
-            <w:color w:val="0000EE"/>
-            <w:u w:val="single"/>
-          </w:rPr>
-          <w:t>Hc 1:20</w:t>
-        </w:r>
-      </w:hyperlink>
+      <w:r>
+        <w:rPr>
+          <w:lang w:val="es_ES" w:bidi="es_ES"/>
+        </w:rPr>
+        <w:t>Hc 1:20</w:t>
+      </w:r>
       <w:r>
         <w:rPr>
           <w:lang w:val="es_ES" w:bidi="es_ES"/>
         </w:rPr>
         <w:t xml:space="preserve">). Formaba parte de la tercera sección del canon hebreo, llamada los escritos (ver </w:t>
       </w:r>
-      <w:hyperlink r:id="rId67">
-        <w:r>
-          <w:rPr>
-            <w:lang w:val="es_ES" w:bidi="es_ES"/>
-          </w:rPr>
-          <w:rPr>
-            <w:color w:val="0000EE"/>
-            <w:u w:val="single"/>
-          </w:rPr>
-          <w:t>Lc 24:44</w:t>
-        </w:r>
-      </w:hyperlink>
+      <w:r>
+        <w:rPr>
+          <w:lang w:val="es_ES" w:bidi="es_ES"/>
+        </w:rPr>
+        <w:t>Lc 24:44</w:t>
+      </w:r>
       <w:r>
         <w:rPr>
           <w:lang w:val="es_ES" w:bidi="es_ES"/>
@@ -1851,180 +1413,120 @@
         </w:rPr>
         <w:t>Muchos de los salmos están asociados con David, pero no todos; de hecho, menos de la mitad están explícitamente vinculados a él. Otros están relacionados con Asaf (</w:t>
       </w:r>
-      <w:hyperlink r:id="rId28">
-        <w:r>
-          <w:rPr>
-            <w:lang w:val="es_ES" w:bidi="es_ES"/>
-          </w:rPr>
-          <w:rPr>
-            <w:color w:val="0000EE"/>
-            <w:u w:val="single"/>
-          </w:rPr>
-          <w:t>Sal 50,</w:t>
-        </w:r>
-      </w:hyperlink>
+      <w:r>
+        <w:rPr>
+          <w:lang w:val="es_ES" w:bidi="es_ES"/>
+        </w:rPr>
+        <w:t>Sal 50,</w:t>
+      </w:r>
       <w:r>
         <w:rPr>
           <w:lang w:val="es_ES" w:bidi="es_ES"/>
         </w:rPr>
         <w:t xml:space="preserve"> </w:t>
       </w:r>
-      <w:hyperlink r:id="rId34">
-        <w:r>
-          <w:rPr>
-            <w:lang w:val="es_ES" w:bidi="es_ES"/>
-          </w:rPr>
-          <w:rPr>
-            <w:color w:val="0000EE"/>
-            <w:u w:val="single"/>
-          </w:rPr>
-          <w:t>73–83</w:t>
-        </w:r>
-      </w:hyperlink>
+      <w:r>
+        <w:rPr>
+          <w:lang w:val="es_ES" w:bidi="es_ES"/>
+        </w:rPr>
+        <w:t>73–83</w:t>
+      </w:r>
       <w:r>
         <w:rPr>
           <w:lang w:val="es_ES" w:bidi="es_ES"/>
         </w:rPr>
         <w:t>), los descendientes de Coré (</w:t>
       </w:r>
-      <w:hyperlink r:id="rId27">
-        <w:r>
-          <w:rPr>
-            <w:lang w:val="es_ES" w:bidi="es_ES"/>
-          </w:rPr>
-          <w:rPr>
-            <w:color w:val="0000EE"/>
-            <w:u w:val="single"/>
-          </w:rPr>
-          <w:t>Sal 42–49,</w:t>
-        </w:r>
-      </w:hyperlink>
+      <w:r>
+        <w:rPr>
+          <w:lang w:val="es_ES" w:bidi="es_ES"/>
+        </w:rPr>
+        <w:t>Sal 42–49,</w:t>
+      </w:r>
       <w:r>
         <w:rPr>
           <w:lang w:val="es_ES" w:bidi="es_ES"/>
         </w:rPr>
         <w:t xml:space="preserve"> </w:t>
       </w:r>
-      <w:hyperlink r:id="rId35">
-        <w:r>
-          <w:rPr>
-            <w:lang w:val="es_ES" w:bidi="es_ES"/>
-          </w:rPr>
-          <w:rPr>
-            <w:color w:val="0000EE"/>
-            <w:u w:val="single"/>
-          </w:rPr>
-          <w:t>84–85,</w:t>
-        </w:r>
-      </w:hyperlink>
+      <w:r>
+        <w:rPr>
+          <w:lang w:val="es_ES" w:bidi="es_ES"/>
+        </w:rPr>
+        <w:t>84–85,</w:t>
+      </w:r>
       <w:r>
         <w:rPr>
           <w:lang w:val="es_ES" w:bidi="es_ES"/>
         </w:rPr>
         <w:t xml:space="preserve"> </w:t>
       </w:r>
-      <w:hyperlink r:id="rId68">
-        <w:r>
-          <w:rPr>
-            <w:lang w:val="es_ES" w:bidi="es_ES"/>
-          </w:rPr>
-          <w:rPr>
-            <w:color w:val="0000EE"/>
-            <w:u w:val="single"/>
-          </w:rPr>
-          <w:t>87</w:t>
-        </w:r>
-      </w:hyperlink>
+      <w:r>
+        <w:rPr>
+          <w:lang w:val="es_ES" w:bidi="es_ES"/>
+        </w:rPr>
+        <w:t>87</w:t>
+      </w:r>
       <w:r>
         <w:rPr>
           <w:lang w:val="es_ES" w:bidi="es_ES"/>
         </w:rPr>
         <w:t>), Salomón (</w:t>
       </w:r>
-      <w:hyperlink r:id="rId31">
-        <w:r>
-          <w:rPr>
-            <w:lang w:val="es_ES" w:bidi="es_ES"/>
-          </w:rPr>
-          <w:rPr>
-            <w:color w:val="0000EE"/>
-            <w:u w:val="single"/>
-          </w:rPr>
-          <w:t>Sal 72</w:t>
-        </w:r>
-      </w:hyperlink>
+      <w:r>
+        <w:rPr>
+          <w:lang w:val="es_ES" w:bidi="es_ES"/>
+        </w:rPr>
+        <w:t>Sal 72</w:t>
+      </w:r>
       <w:r>
         <w:rPr>
           <w:lang w:val="es_ES" w:bidi="es_ES"/>
         </w:rPr>
         <w:t xml:space="preserve">; </w:t>
       </w:r>
-      <w:hyperlink r:id="rId69">
-        <w:r>
-          <w:rPr>
-            <w:lang w:val="es_ES" w:bidi="es_ES"/>
-          </w:rPr>
-          <w:rPr>
-            <w:color w:val="0000EE"/>
-            <w:u w:val="single"/>
-          </w:rPr>
-          <w:t>127</w:t>
-        </w:r>
-      </w:hyperlink>
+      <w:r>
+        <w:rPr>
+          <w:lang w:val="es_ES" w:bidi="es_ES"/>
+        </w:rPr>
+        <w:t>127</w:t>
+      </w:r>
       <w:r>
         <w:rPr>
           <w:lang w:val="es_ES" w:bidi="es_ES"/>
         </w:rPr>
         <w:t>), Hemán (</w:t>
       </w:r>
-      <w:hyperlink r:id="rId70">
-        <w:r>
-          <w:rPr>
-            <w:lang w:val="es_ES" w:bidi="es_ES"/>
-          </w:rPr>
-          <w:rPr>
-            <w:color w:val="0000EE"/>
-            <w:u w:val="single"/>
-          </w:rPr>
-          <w:t>Sal 88</w:t>
-        </w:r>
-      </w:hyperlink>
+      <w:r>
+        <w:rPr>
+          <w:lang w:val="es_ES" w:bidi="es_ES"/>
+        </w:rPr>
+        <w:t>Sal 88</w:t>
+      </w:r>
       <w:r>
         <w:rPr>
           <w:lang w:val="es_ES" w:bidi="es_ES"/>
         </w:rPr>
         <w:t>), Etán (</w:t>
       </w:r>
-      <w:hyperlink r:id="rId39">
-        <w:r>
-          <w:rPr>
-            <w:lang w:val="es_ES" w:bidi="es_ES"/>
-          </w:rPr>
-          <w:rPr>
-            <w:color w:val="0000EE"/>
-            <w:u w:val="single"/>
-          </w:rPr>
-          <w:t>Sal 89</w:t>
-        </w:r>
-      </w:hyperlink>
+      <w:r>
+        <w:rPr>
+          <w:lang w:val="es_ES" w:bidi="es_ES"/>
+        </w:rPr>
+        <w:t>Sal 89</w:t>
+      </w:r>
       <w:r>
         <w:rPr>
           <w:lang w:val="es_ES" w:bidi="es_ES"/>
         </w:rPr>
         <w:t>) y Moisés (</w:t>
       </w:r>
-      <w:hyperlink r:id="rId71">
-        <w:r>
-          <w:rPr>
-            <w:lang w:val="es_ES" w:bidi="es_ES"/>
-          </w:rPr>
-          <w:rPr>
-            <w:color w:val="0000EE"/>
-            <w:u w:val="single"/>
-          </w:rPr>
-          <w:t>Sal 90</w:t>
-        </w:r>
-      </w:hyperlink>
+      <w:r>
+        <w:rPr>
+          <w:lang w:val="es_ES" w:bidi="es_ES"/>
+        </w:rPr>
+        <w:t>Sal 90</w:t>
+      </w:r>
       <w:r>
         <w:rPr>
           <w:lang w:val="es_ES" w:bidi="es_ES"/>
@@ -2058,432 +1560,288 @@
         </w:rPr>
         <w:t xml:space="preserve"> (a menudo traducido como "de David") podría interpretarse como "para David", "dedicado a David", "acerca de David" o "por David". Aunque muchos salmos "de David" pueden haber sido escritos por él, hay varias razones para ser cautelosos. Los títulos ocasionalmente tienen dos nombres, como David y Jedutún o Asaf (</w:t>
       </w:r>
-      <w:hyperlink r:id="rId72">
-        <w:r>
-          <w:rPr>
-            <w:lang w:val="es_ES" w:bidi="es_ES"/>
-          </w:rPr>
-          <w:rPr>
-            <w:color w:val="0000EE"/>
-            <w:u w:val="single"/>
-          </w:rPr>
-          <w:t>Sal 39</w:t>
-        </w:r>
-      </w:hyperlink>
+      <w:r>
+        <w:rPr>
+          <w:lang w:val="es_ES" w:bidi="es_ES"/>
+        </w:rPr>
+        <w:t>Sal 39</w:t>
+      </w:r>
       <w:r>
         <w:rPr>
           <w:lang w:val="es_ES" w:bidi="es_ES"/>
         </w:rPr>
         <w:t xml:space="preserve">, </w:t>
       </w:r>
-      <w:hyperlink r:id="rId73">
-        <w:r>
-          <w:rPr>
-            <w:lang w:val="es_ES" w:bidi="es_ES"/>
-          </w:rPr>
-          <w:rPr>
-            <w:color w:val="0000EE"/>
-            <w:u w:val="single"/>
-          </w:rPr>
-          <w:t>62</w:t>
-        </w:r>
-      </w:hyperlink>
+      <w:r>
+        <w:rPr>
+          <w:lang w:val="es_ES" w:bidi="es_ES"/>
+        </w:rPr>
+        <w:t>62</w:t>
+      </w:r>
       <w:r>
         <w:rPr>
           <w:lang w:val="es_ES" w:bidi="es_ES"/>
         </w:rPr>
         <w:t xml:space="preserve">, </w:t>
       </w:r>
-      <w:hyperlink r:id="rId74">
-        <w:r>
-          <w:rPr>
-            <w:lang w:val="es_ES" w:bidi="es_ES"/>
-          </w:rPr>
-          <w:rPr>
-            <w:color w:val="0000EE"/>
-            <w:u w:val="single"/>
-          </w:rPr>
-          <w:t>77</w:t>
-        </w:r>
-      </w:hyperlink>
+      <w:r>
+        <w:rPr>
+          <w:lang w:val="es_ES" w:bidi="es_ES"/>
+        </w:rPr>
+        <w:t>77</w:t>
+      </w:r>
       <w:r>
         <w:rPr>
           <w:lang w:val="es_ES" w:bidi="es_ES"/>
         </w:rPr>
         <w:t>). Es posible que la otra persona fuera el autor real del salmo. Además, los salmos cuyos títulos los conectan a un episodio de la vida de David (</w:t>
       </w:r>
-      <w:hyperlink r:id="rId75">
-        <w:r>
-          <w:rPr>
-            <w:lang w:val="es_ES" w:bidi="es_ES"/>
-          </w:rPr>
-          <w:rPr>
-            <w:color w:val="0000EE"/>
-            <w:u w:val="single"/>
-          </w:rPr>
-          <w:t>Sal 3</w:t>
-        </w:r>
-      </w:hyperlink>
+      <w:r>
+        <w:rPr>
+          <w:lang w:val="es_ES" w:bidi="es_ES"/>
+        </w:rPr>
+        <w:t>Sal 3</w:t>
+      </w:r>
       <w:r>
         <w:rPr>
           <w:lang w:val="es_ES" w:bidi="es_ES"/>
         </w:rPr>
         <w:t xml:space="preserve">, </w:t>
       </w:r>
-      <w:hyperlink r:id="rId76">
-        <w:r>
-          <w:rPr>
-            <w:lang w:val="es_ES" w:bidi="es_ES"/>
-          </w:rPr>
-          <w:rPr>
-            <w:color w:val="0000EE"/>
-            <w:u w:val="single"/>
-          </w:rPr>
-          <w:t>7</w:t>
-        </w:r>
-      </w:hyperlink>
+      <w:r>
+        <w:rPr>
+          <w:lang w:val="es_ES" w:bidi="es_ES"/>
+        </w:rPr>
+        <w:t>7</w:t>
+      </w:r>
       <w:r>
         <w:rPr>
           <w:lang w:val="es_ES" w:bidi="es_ES"/>
         </w:rPr>
         <w:t xml:space="preserve">, </w:t>
       </w:r>
-      <w:hyperlink r:id="rId77">
-        <w:r>
-          <w:rPr>
-            <w:lang w:val="es_ES" w:bidi="es_ES"/>
-          </w:rPr>
-          <w:rPr>
-            <w:color w:val="0000EE"/>
-            <w:u w:val="single"/>
-          </w:rPr>
-          <w:t>18</w:t>
-        </w:r>
-      </w:hyperlink>
+      <w:r>
+        <w:rPr>
+          <w:lang w:val="es_ES" w:bidi="es_ES"/>
+        </w:rPr>
+        <w:t>18</w:t>
+      </w:r>
       <w:r>
         <w:rPr>
           <w:lang w:val="es_ES" w:bidi="es_ES"/>
         </w:rPr>
         <w:t xml:space="preserve">, </w:t>
       </w:r>
-      <w:hyperlink r:id="rId78">
-        <w:r>
-          <w:rPr>
-            <w:lang w:val="es_ES" w:bidi="es_ES"/>
-          </w:rPr>
-          <w:rPr>
-            <w:color w:val="0000EE"/>
-            <w:u w:val="single"/>
-          </w:rPr>
-          <w:t>34</w:t>
-        </w:r>
-      </w:hyperlink>
+      <w:r>
+        <w:rPr>
+          <w:lang w:val="es_ES" w:bidi="es_ES"/>
+        </w:rPr>
+        <w:t>34</w:t>
+      </w:r>
       <w:r>
         <w:rPr>
           <w:lang w:val="es_ES" w:bidi="es_ES"/>
         </w:rPr>
         <w:t xml:space="preserve">, </w:t>
       </w:r>
-      <w:hyperlink r:id="rId79">
-        <w:r>
-          <w:rPr>
-            <w:lang w:val="es_ES" w:bidi="es_ES"/>
-          </w:rPr>
-          <w:rPr>
-            <w:color w:val="0000EE"/>
-            <w:u w:val="single"/>
-          </w:rPr>
-          <w:t>51</w:t>
-        </w:r>
-      </w:hyperlink>
+      <w:r>
+        <w:rPr>
+          <w:lang w:val="es_ES" w:bidi="es_ES"/>
+        </w:rPr>
+        <w:t>51</w:t>
+      </w:r>
       <w:r>
         <w:rPr>
           <w:lang w:val="es_ES" w:bidi="es_ES"/>
         </w:rPr>
         <w:t xml:space="preserve">, </w:t>
       </w:r>
-      <w:hyperlink r:id="rId80">
-        <w:r>
-          <w:rPr>
-            <w:lang w:val="es_ES" w:bidi="es_ES"/>
-          </w:rPr>
-          <w:rPr>
-            <w:color w:val="0000EE"/>
-            <w:u w:val="single"/>
-          </w:rPr>
-          <w:t>52</w:t>
-        </w:r>
-      </w:hyperlink>
+      <w:r>
+        <w:rPr>
+          <w:lang w:val="es_ES" w:bidi="es_ES"/>
+        </w:rPr>
+        <w:t>52</w:t>
+      </w:r>
       <w:r>
         <w:rPr>
           <w:lang w:val="es_ES" w:bidi="es_ES"/>
         </w:rPr>
         <w:t xml:space="preserve">, </w:t>
       </w:r>
-      <w:hyperlink r:id="rId81">
-        <w:r>
-          <w:rPr>
-            <w:lang w:val="es_ES" w:bidi="es_ES"/>
-          </w:rPr>
-          <w:rPr>
-            <w:color w:val="0000EE"/>
-            <w:u w:val="single"/>
-          </w:rPr>
-          <w:t>54</w:t>
-        </w:r>
-      </w:hyperlink>
+      <w:r>
+        <w:rPr>
+          <w:lang w:val="es_ES" w:bidi="es_ES"/>
+        </w:rPr>
+        <w:t>54</w:t>
+      </w:r>
       <w:r>
         <w:rPr>
           <w:lang w:val="es_ES" w:bidi="es_ES"/>
         </w:rPr>
         <w:t xml:space="preserve">, </w:t>
       </w:r>
-      <w:hyperlink r:id="rId82">
-        <w:r>
-          <w:rPr>
-            <w:lang w:val="es_ES" w:bidi="es_ES"/>
-          </w:rPr>
-          <w:rPr>
-            <w:color w:val="0000EE"/>
-            <w:u w:val="single"/>
-          </w:rPr>
-          <w:t>56</w:t>
-        </w:r>
-      </w:hyperlink>
+      <w:r>
+        <w:rPr>
+          <w:lang w:val="es_ES" w:bidi="es_ES"/>
+        </w:rPr>
+        <w:t>56</w:t>
+      </w:r>
       <w:r>
         <w:rPr>
           <w:lang w:val="es_ES" w:bidi="es_ES"/>
         </w:rPr>
         <w:t xml:space="preserve">, </w:t>
       </w:r>
-      <w:hyperlink r:id="rId83">
-        <w:r>
-          <w:rPr>
-            <w:lang w:val="es_ES" w:bidi="es_ES"/>
-          </w:rPr>
-          <w:rPr>
-            <w:color w:val="0000EE"/>
-            <w:u w:val="single"/>
-          </w:rPr>
-          <w:t>57</w:t>
-        </w:r>
-      </w:hyperlink>
+      <w:r>
+        <w:rPr>
+          <w:lang w:val="es_ES" w:bidi="es_ES"/>
+        </w:rPr>
+        <w:t>57</w:t>
+      </w:r>
       <w:r>
         <w:rPr>
           <w:lang w:val="es_ES" w:bidi="es_ES"/>
         </w:rPr>
         <w:t xml:space="preserve">, </w:t>
       </w:r>
-      <w:hyperlink r:id="rId84">
-        <w:r>
-          <w:rPr>
-            <w:lang w:val="es_ES" w:bidi="es_ES"/>
-          </w:rPr>
-          <w:rPr>
-            <w:color w:val="0000EE"/>
-            <w:u w:val="single"/>
-          </w:rPr>
-          <w:t>59</w:t>
-        </w:r>
-      </w:hyperlink>
+      <w:r>
+        <w:rPr>
+          <w:lang w:val="es_ES" w:bidi="es_ES"/>
+        </w:rPr>
+        <w:t>59</w:t>
+      </w:r>
       <w:r>
         <w:rPr>
           <w:lang w:val="es_ES" w:bidi="es_ES"/>
         </w:rPr>
         <w:t xml:space="preserve">, </w:t>
       </w:r>
-      <w:hyperlink r:id="rId85">
-        <w:r>
-          <w:rPr>
-            <w:lang w:val="es_ES" w:bidi="es_ES"/>
-          </w:rPr>
-          <w:rPr>
-            <w:color w:val="0000EE"/>
-            <w:u w:val="single"/>
-          </w:rPr>
-          <w:t>60</w:t>
-        </w:r>
-      </w:hyperlink>
+      <w:r>
+        <w:rPr>
+          <w:lang w:val="es_ES" w:bidi="es_ES"/>
+        </w:rPr>
+        <w:t>60</w:t>
+      </w:r>
       <w:r>
         <w:rPr>
           <w:lang w:val="es_ES" w:bidi="es_ES"/>
         </w:rPr>
         <w:t xml:space="preserve">, </w:t>
       </w:r>
-      <w:hyperlink r:id="rId86">
-        <w:r>
-          <w:rPr>
-            <w:lang w:val="es_ES" w:bidi="es_ES"/>
-          </w:rPr>
-          <w:rPr>
-            <w:color w:val="0000EE"/>
-            <w:u w:val="single"/>
-          </w:rPr>
-          <w:t>63</w:t>
-        </w:r>
-      </w:hyperlink>
+      <w:r>
+        <w:rPr>
+          <w:lang w:val="es_ES" w:bidi="es_ES"/>
+        </w:rPr>
+        <w:t>63</w:t>
+      </w:r>
       <w:r>
         <w:rPr>
           <w:lang w:val="es_ES" w:bidi="es_ES"/>
         </w:rPr>
         <w:t xml:space="preserve">, </w:t>
       </w:r>
-      <w:hyperlink r:id="rId87">
-        <w:r>
-          <w:rPr>
-            <w:lang w:val="es_ES" w:bidi="es_ES"/>
-          </w:rPr>
-          <w:rPr>
-            <w:color w:val="0000EE"/>
-            <w:u w:val="single"/>
-          </w:rPr>
-          <w:t>142</w:t>
-        </w:r>
-      </w:hyperlink>
+      <w:r>
+        <w:rPr>
+          <w:lang w:val="es_ES" w:bidi="es_ES"/>
+        </w:rPr>
+        <w:t>142</w:t>
+      </w:r>
       <w:r>
         <w:rPr>
           <w:lang w:val="es_ES" w:bidi="es_ES"/>
         </w:rPr>
         <w:t xml:space="preserve">) proporcionan poca o ninguna conexión específica con esos episodios. Por ejemplo, el título en </w:t>
       </w:r>
-      <w:hyperlink r:id="rId79">
-        <w:r>
-          <w:rPr>
-            <w:lang w:val="es_ES" w:bidi="es_ES"/>
-          </w:rPr>
-          <w:rPr>
-            <w:color w:val="0000EE"/>
-            <w:u w:val="single"/>
-          </w:rPr>
-          <w:t>Salmo 51</w:t>
-        </w:r>
-      </w:hyperlink>
+      <w:r>
+        <w:rPr>
+          <w:lang w:val="es_ES" w:bidi="es_ES"/>
+        </w:rPr>
+        <w:t>Salmo 51</w:t>
+      </w:r>
       <w:r>
         <w:rPr>
           <w:lang w:val="es_ES" w:bidi="es_ES"/>
         </w:rPr>
         <w:t xml:space="preserve"> conecta el salmo con el pecado de David y la reprensión de Natán. Este salmo habla de pecado, perdón y un espíritu quebrantado, pero cualquier detalle específico de la situación está notoriamente ausente. Además, varios salmos "de David" parecen asumir la existencia del templo, que no fue construido hasta después de la muerte de David (ver </w:t>
       </w:r>
-      <w:hyperlink r:id="rId88">
-        <w:r>
-          <w:rPr>
-            <w:lang w:val="es_ES" w:bidi="es_ES"/>
-          </w:rPr>
-          <w:rPr>
-            <w:color w:val="0000EE"/>
-            <w:u w:val="single"/>
-          </w:rPr>
-          <w:t>Sal 5:7,</w:t>
-        </w:r>
-      </w:hyperlink>
+      <w:r>
+        <w:rPr>
+          <w:lang w:val="es_ES" w:bidi="es_ES"/>
+        </w:rPr>
+        <w:t>Sal 5:7,</w:t>
+      </w:r>
       <w:r>
         <w:rPr>
           <w:lang w:val="es_ES" w:bidi="es_ES"/>
         </w:rPr>
         <w:t xml:space="preserve"> </w:t>
       </w:r>
-      <w:hyperlink r:id="rId89">
-        <w:r>
-          <w:rPr>
-            <w:lang w:val="es_ES" w:bidi="es_ES"/>
-          </w:rPr>
-          <w:rPr>
-            <w:color w:val="0000EE"/>
-            <w:u w:val="single"/>
-          </w:rPr>
-          <w:t>122:1,</w:t>
-        </w:r>
-      </w:hyperlink>
+      <w:r>
+        <w:rPr>
+          <w:lang w:val="es_ES" w:bidi="es_ES"/>
+        </w:rPr>
+        <w:t>122:1,</w:t>
+      </w:r>
       <w:r>
         <w:rPr>
           <w:lang w:val="es_ES" w:bidi="es_ES"/>
         </w:rPr>
         <w:t xml:space="preserve"> </w:t>
       </w:r>
-      <w:hyperlink r:id="rId90">
-        <w:r>
-          <w:rPr>
-            <w:lang w:val="es_ES" w:bidi="es_ES"/>
-          </w:rPr>
-          <w:rPr>
-            <w:color w:val="0000EE"/>
-            <w:u w:val="single"/>
-          </w:rPr>
-          <w:t>138:2</w:t>
-        </w:r>
-      </w:hyperlink>
+      <w:r>
+        <w:rPr>
+          <w:lang w:val="es_ES" w:bidi="es_ES"/>
+        </w:rPr>
+        <w:t>138:2</w:t>
+      </w:r>
       <w:r>
         <w:rPr>
           <w:lang w:val="es_ES" w:bidi="es_ES"/>
         </w:rPr>
         <w:t xml:space="preserve">). De manera similar, el título del </w:t>
       </w:r>
-      <w:hyperlink r:id="rId91">
-        <w:r>
-          <w:rPr>
-            <w:lang w:val="es_ES" w:bidi="es_ES"/>
-          </w:rPr>
-          <w:rPr>
-            <w:color w:val="0000EE"/>
-            <w:u w:val="single"/>
-          </w:rPr>
-          <w:t>Salmo 30</w:t>
-        </w:r>
-      </w:hyperlink>
+      <w:r>
+        <w:rPr>
+          <w:lang w:val="es_ES" w:bidi="es_ES"/>
+        </w:rPr>
+        <w:t>Salmo 30</w:t>
+      </w:r>
       <w:r>
         <w:rPr>
           <w:lang w:val="es_ES" w:bidi="es_ES"/>
         </w:rPr>
         <w:t xml:space="preserve"> conecta a David con la dedicación del templo, y el </w:t>
       </w:r>
-      <w:hyperlink r:id="rId92">
-        <w:r>
-          <w:rPr>
-            <w:lang w:val="es_ES" w:bidi="es_ES"/>
-          </w:rPr>
-          <w:rPr>
-            <w:color w:val="0000EE"/>
-            <w:u w:val="single"/>
-          </w:rPr>
-          <w:t>Salmo 69</w:t>
-        </w:r>
-      </w:hyperlink>
+      <w:r>
+        <w:rPr>
+          <w:lang w:val="es_ES" w:bidi="es_ES"/>
+        </w:rPr>
+        <w:t>Salmo 69</w:t>
+      </w:r>
       <w:r>
         <w:rPr>
           <w:lang w:val="es_ES" w:bidi="es_ES"/>
         </w:rPr>
         <w:t xml:space="preserve"> no parece encajar con lo que se conoce de la vida de David. Finalmente, algunas tradiciones textuales varían en la mención de David en el encabezado (por ejemplo, </w:t>
       </w:r>
-      <w:hyperlink r:id="rId93">
-        <w:r>
-          <w:rPr>
-            <w:lang w:val="es_ES" w:bidi="es_ES"/>
-          </w:rPr>
-          <w:rPr>
-            <w:color w:val="0000EE"/>
-            <w:u w:val="single"/>
-          </w:rPr>
-          <w:t>Sal 122</w:t>
-        </w:r>
-      </w:hyperlink>
+      <w:r>
+        <w:rPr>
+          <w:lang w:val="es_ES" w:bidi="es_ES"/>
+        </w:rPr>
+        <w:t>Sal 122</w:t>
+      </w:r>
       <w:r>
         <w:rPr>
           <w:lang w:val="es_ES" w:bidi="es_ES"/>
         </w:rPr>
         <w:t xml:space="preserve">, </w:t>
       </w:r>
-      <w:hyperlink r:id="rId94">
-        <w:r>
-          <w:rPr>
-            <w:lang w:val="es_ES" w:bidi="es_ES"/>
-          </w:rPr>
-          <w:rPr>
-            <w:color w:val="0000EE"/>
-            <w:u w:val="single"/>
-          </w:rPr>
-          <w:t>124</w:t>
-        </w:r>
-      </w:hyperlink>
+      <w:r>
+        <w:rPr>
+          <w:lang w:val="es_ES" w:bidi="es_ES"/>
+        </w:rPr>
+        <w:t>124</w:t>
+      </w:r>
       <w:r>
         <w:rPr>
           <w:lang w:val="es_ES" w:bidi="es_ES"/>
@@ -2541,36 +1899,24 @@
         </w:rPr>
         <w:t xml:space="preserve"> (“canción”; ver </w:t>
       </w:r>
-      <w:hyperlink r:id="rId65">
-        <w:r>
-          <w:rPr>
-            <w:lang w:val="es_ES" w:bidi="es_ES"/>
-          </w:rPr>
-          <w:rPr>
-            <w:color w:val="0000EE"/>
-            <w:u w:val="single"/>
-          </w:rPr>
-          <w:t>Lc 20:42,</w:t>
-        </w:r>
-      </w:hyperlink>
+      <w:r>
+        <w:rPr>
+          <w:lang w:val="es_ES" w:bidi="es_ES"/>
+        </w:rPr>
+        <w:t>Lc 20:42,</w:t>
+      </w:r>
       <w:r>
         <w:rPr>
           <w:lang w:val="es_ES" w:bidi="es_ES"/>
         </w:rPr>
         <w:t xml:space="preserve"> </w:t>
       </w:r>
-      <w:hyperlink r:id="rId67">
-        <w:r>
-          <w:rPr>
-            <w:lang w:val="es_ES" w:bidi="es_ES"/>
-          </w:rPr>
-          <w:rPr>
-            <w:color w:val="0000EE"/>
-            <w:u w:val="single"/>
-          </w:rPr>
-          <w:t>24:44</w:t>
-        </w:r>
-      </w:hyperlink>
+      <w:r>
+        <w:rPr>
+          <w:lang w:val="es_ES" w:bidi="es_ES"/>
+        </w:rPr>
+        <w:t>24:44</w:t>
+      </w:r>
       <w:r>
         <w:rPr>
           <w:lang w:val="es_ES" w:bidi="es_ES"/>
@@ -2590,18 +1936,12 @@
         </w:rPr>
         <w:t xml:space="preserve">, una palabra que se encuentra frecuentemente en los títulos de salmos individuales (por ejemplo, ver </w:t>
       </w:r>
-      <w:hyperlink r:id="rId95">
-        <w:r>
-          <w:rPr>
-            <w:lang w:val="es_ES" w:bidi="es_ES"/>
-          </w:rPr>
-          <w:rPr>
-            <w:color w:val="0000EE"/>
-            <w:u w:val="single"/>
-          </w:rPr>
-          <w:t>Sal 3:1</w:t>
-        </w:r>
-      </w:hyperlink>
+      <w:r>
+        <w:rPr>
+          <w:lang w:val="es_ES" w:bidi="es_ES"/>
+        </w:rPr>
+        <w:t>Sal 3:1</w:t>
+      </w:r>
       <w:r>
         <w:rPr>
           <w:lang w:val="es_ES" w:bidi="es_ES"/>
@@ -2734,36 +2074,24 @@
         </w:rPr>
         <w:t xml:space="preserve">Por los nombres que usan para Dios: Jehová ("el Señor", </w:t>
       </w:r>
-      <w:hyperlink r:id="rId16">
-        <w:r>
-          <w:rPr>
-            <w:lang w:val="es_ES" w:bidi="es_ES"/>
-          </w:rPr>
-          <w:rPr>
-            <w:color w:val="0000EE"/>
-            <w:u w:val="single"/>
-          </w:rPr>
-          <w:t>Sal 1–41</w:t>
-        </w:r>
-      </w:hyperlink>
+      <w:r>
+        <w:rPr>
+          <w:lang w:val="es_ES" w:bidi="es_ES"/>
+        </w:rPr>
+        <w:t>Sal 1–41</w:t>
+      </w:r>
       <w:r>
         <w:rPr>
           <w:lang w:val="es_ES" w:bidi="es_ES"/>
         </w:rPr>
         <w:t xml:space="preserve">) y Elohim ("Dios", </w:t>
       </w:r>
-      <w:hyperlink r:id="rId18">
-        <w:r>
-          <w:rPr>
-            <w:lang w:val="es_ES" w:bidi="es_ES"/>
-          </w:rPr>
-          <w:rPr>
-            <w:color w:val="0000EE"/>
-            <w:u w:val="single"/>
-          </w:rPr>
-          <w:t>Sal 42–72</w:t>
-        </w:r>
-      </w:hyperlink>
+      <w:r>
+        <w:rPr>
+          <w:lang w:val="es_ES" w:bidi="es_ES"/>
+        </w:rPr>
+        <w:t>Sal 42–72</w:t>
+      </w:r>
       <w:r>
         <w:rPr>
           <w:lang w:val="es_ES" w:bidi="es_ES"/>
@@ -2788,126 +2116,84 @@
         </w:rPr>
         <w:t>Por los nombres en los títulos: David (</w:t>
       </w:r>
-      <w:hyperlink r:id="rId25">
-        <w:r>
-          <w:rPr>
-            <w:lang w:val="es_ES" w:bidi="es_ES"/>
-          </w:rPr>
-          <w:rPr>
-            <w:color w:val="0000EE"/>
-            <w:u w:val="single"/>
-          </w:rPr>
-          <w:t>Sal 3–32,</w:t>
-        </w:r>
-      </w:hyperlink>
+      <w:r>
+        <w:rPr>
+          <w:lang w:val="es_ES" w:bidi="es_ES"/>
+        </w:rPr>
+        <w:t>Sal 3–32,</w:t>
+      </w:r>
       <w:r>
         <w:rPr>
           <w:lang w:val="es_ES" w:bidi="es_ES"/>
         </w:rPr>
         <w:t xml:space="preserve"> </w:t>
       </w:r>
-      <w:hyperlink r:id="rId26">
-        <w:r>
-          <w:rPr>
-            <w:lang w:val="es_ES" w:bidi="es_ES"/>
-          </w:rPr>
-          <w:rPr>
-            <w:color w:val="0000EE"/>
-            <w:u w:val="single"/>
-          </w:rPr>
-          <w:t>34:1–41:13</w:t>
-        </w:r>
-      </w:hyperlink>
+      <w:r>
+        <w:rPr>
+          <w:lang w:val="es_ES" w:bidi="es_ES"/>
+        </w:rPr>
+        <w:t>34:1–41:13</w:t>
+      </w:r>
       <w:r>
         <w:rPr>
           <w:lang w:val="es_ES" w:bidi="es_ES"/>
         </w:rPr>
         <w:t>, etc.), los descendientes de Coré (</w:t>
       </w:r>
-      <w:hyperlink r:id="rId27">
-        <w:r>
-          <w:rPr>
-            <w:lang w:val="es_ES" w:bidi="es_ES"/>
-          </w:rPr>
-          <w:rPr>
-            <w:color w:val="0000EE"/>
-            <w:u w:val="single"/>
-          </w:rPr>
-          <w:t>Sal 42–49,</w:t>
-        </w:r>
-      </w:hyperlink>
+      <w:r>
+        <w:rPr>
+          <w:lang w:val="es_ES" w:bidi="es_ES"/>
+        </w:rPr>
+        <w:t>Sal 42–49,</w:t>
+      </w:r>
       <w:r>
         <w:rPr>
           <w:lang w:val="es_ES" w:bidi="es_ES"/>
         </w:rPr>
         <w:t xml:space="preserve"> </w:t>
       </w:r>
-      <w:hyperlink r:id="rId35">
-        <w:r>
-          <w:rPr>
-            <w:lang w:val="es_ES" w:bidi="es_ES"/>
-          </w:rPr>
-          <w:rPr>
-            <w:color w:val="0000EE"/>
-            <w:u w:val="single"/>
-          </w:rPr>
-          <w:t>84:1–85:13,</w:t>
-        </w:r>
-      </w:hyperlink>
+      <w:r>
+        <w:rPr>
+          <w:lang w:val="es_ES" w:bidi="es_ES"/>
+        </w:rPr>
+        <w:t>84:1–85:13,</w:t>
+      </w:r>
       <w:r>
         <w:rPr>
           <w:lang w:val="es_ES" w:bidi="es_ES"/>
         </w:rPr>
         <w:t xml:space="preserve"> </w:t>
       </w:r>
-      <w:hyperlink r:id="rId36">
-        <w:r>
-          <w:rPr>
-            <w:lang w:val="es_ES" w:bidi="es_ES"/>
-          </w:rPr>
-          <w:rPr>
-            <w:color w:val="0000EE"/>
-            <w:u w:val="single"/>
-          </w:rPr>
-          <w:t>87:1–88:18</w:t>
-        </w:r>
-      </w:hyperlink>
+      <w:r>
+        <w:rPr>
+          <w:lang w:val="es_ES" w:bidi="es_ES"/>
+        </w:rPr>
+        <w:t>87:1–88:18</w:t>
+      </w:r>
       <w:r>
         <w:rPr>
           <w:lang w:val="es_ES" w:bidi="es_ES"/>
         </w:rPr>
         <w:t>), y Asaf (</w:t>
       </w:r>
-      <w:hyperlink r:id="rId28">
-        <w:r>
-          <w:rPr>
-            <w:lang w:val="es_ES" w:bidi="es_ES"/>
-          </w:rPr>
-          <w:rPr>
-            <w:color w:val="0000EE"/>
-            <w:u w:val="single"/>
-          </w:rPr>
-          <w:t>Sal 50</w:t>
-        </w:r>
-      </w:hyperlink>
+      <w:r>
+        <w:rPr>
+          <w:lang w:val="es_ES" w:bidi="es_ES"/>
+        </w:rPr>
+        <w:t>Sal 50</w:t>
+      </w:r>
       <w:r>
         <w:rPr>
           <w:lang w:val="es_ES" w:bidi="es_ES"/>
         </w:rPr>
         <w:t xml:space="preserve">, </w:t>
       </w:r>
-      <w:hyperlink r:id="rId34">
-        <w:r>
-          <w:rPr>
-            <w:lang w:val="es_ES" w:bidi="es_ES"/>
-          </w:rPr>
-          <w:rPr>
-            <w:color w:val="0000EE"/>
-            <w:u w:val="single"/>
-          </w:rPr>
-          <w:t>73–83</w:t>
-        </w:r>
-      </w:hyperlink>
+      <w:r>
+        <w:rPr>
+          <w:lang w:val="es_ES" w:bidi="es_ES"/>
+        </w:rPr>
+        <w:t>73–83</w:t>
+      </w:r>
       <w:r>
         <w:rPr>
           <w:lang w:val="es_ES" w:bidi="es_ES"/>
@@ -2950,54 +2236,36 @@
         </w:rPr>
         <w:t>Por las colecciones de las que ya forman parte: por ejemplo, los Cánticos de Ascenso (</w:t>
       </w:r>
-      <w:hyperlink r:id="rId49">
-        <w:r>
-          <w:rPr>
-            <w:lang w:val="es_ES" w:bidi="es_ES"/>
-          </w:rPr>
-          <w:rPr>
-            <w:color w:val="0000EE"/>
-            <w:u w:val="single"/>
-          </w:rPr>
-          <w:t>Sal 120–134</w:t>
-        </w:r>
-      </w:hyperlink>
+      <w:r>
+        <w:rPr>
+          <w:lang w:val="es_ES" w:bidi="es_ES"/>
+        </w:rPr>
+        <w:t>Sal 120–134</w:t>
+      </w:r>
       <w:r>
         <w:rPr>
           <w:lang w:val="es_ES" w:bidi="es_ES"/>
         </w:rPr>
         <w:t>). Otras colecciones fueron reconocidas en la tradición judía, como el Hallel Egipcio (</w:t>
       </w:r>
-      <w:hyperlink r:id="rId46">
-        <w:r>
-          <w:rPr>
-            <w:lang w:val="es_ES" w:bidi="es_ES"/>
-          </w:rPr>
-          <w:rPr>
-            <w:color w:val="0000EE"/>
-            <w:u w:val="single"/>
-          </w:rPr>
-          <w:t>Sal 113–118</w:t>
-        </w:r>
-      </w:hyperlink>
+      <w:r>
+        <w:rPr>
+          <w:lang w:val="es_ES" w:bidi="es_ES"/>
+        </w:rPr>
+        <w:t>Sal 113–118</w:t>
+      </w:r>
       <w:r>
         <w:rPr>
           <w:lang w:val="es_ES" w:bidi="es_ES"/>
         </w:rPr>
         <w:t>) y los himnos de aleluya (</w:t>
       </w:r>
-      <w:hyperlink r:id="rId51">
-        <w:r>
-          <w:rPr>
-            <w:lang w:val="es_ES" w:bidi="es_ES"/>
-          </w:rPr>
-          <w:rPr>
-            <w:color w:val="0000EE"/>
-            <w:u w:val="single"/>
-          </w:rPr>
-          <w:t>Sal 146–150</w:t>
-        </w:r>
-      </w:hyperlink>
+      <w:r>
+        <w:rPr>
+          <w:lang w:val="es_ES" w:bidi="es_ES"/>
+        </w:rPr>
+        <w:t>Sal 146–150</w:t>
+      </w:r>
       <w:r>
         <w:rPr>
           <w:lang w:val="es_ES" w:bidi="es_ES"/>
@@ -3022,36 +2290,24 @@
         </w:rPr>
         <w:t>Por conexiones temáticas: por ejemplo, la realeza de Dios (</w:t>
       </w:r>
-      <w:hyperlink r:id="rId41">
-        <w:r>
-          <w:rPr>
-            <w:lang w:val="es_ES" w:bidi="es_ES"/>
-          </w:rPr>
-          <w:rPr>
-            <w:color w:val="0000EE"/>
-            <w:u w:val="single"/>
-          </w:rPr>
-          <w:t>Sal 93–100</w:t>
-        </w:r>
-      </w:hyperlink>
+      <w:r>
+        <w:rPr>
+          <w:lang w:val="es_ES" w:bidi="es_ES"/>
+        </w:rPr>
+        <w:t>Sal 93–100</w:t>
+      </w:r>
       <w:r>
         <w:rPr>
           <w:lang w:val="es_ES" w:bidi="es_ES"/>
         </w:rPr>
         <w:t>) o la narrativa desde la creación hasta el exilio (</w:t>
       </w:r>
-      <w:hyperlink r:id="rId44">
-        <w:r>
-          <w:rPr>
-            <w:lang w:val="es_ES" w:bidi="es_ES"/>
-          </w:rPr>
-          <w:rPr>
-            <w:color w:val="0000EE"/>
-            <w:u w:val="single"/>
-          </w:rPr>
-          <w:t>Sal 104–106</w:t>
-        </w:r>
-      </w:hyperlink>
+      <w:r>
+        <w:rPr>
+          <w:lang w:val="es_ES" w:bidi="es_ES"/>
+        </w:rPr>
+        <w:t>Sal 104–106</w:t>
+      </w:r>
       <w:r>
         <w:rPr>
           <w:lang w:val="es_ES" w:bidi="es_ES"/>
@@ -3098,108 +2354,72 @@
         </w:rPr>
         <w:t xml:space="preserve"> (que significa "salmo" o "canto": </w:t>
       </w:r>
-      <w:hyperlink r:id="rId96">
-        <w:r>
-          <w:rPr>
-            <w:lang w:val="es_ES" w:bidi="es_ES"/>
-          </w:rPr>
-          <w:rPr>
-            <w:color w:val="0000EE"/>
-            <w:u w:val="single"/>
-          </w:rPr>
-          <w:t>Sal 32,</w:t>
-        </w:r>
-      </w:hyperlink>
+      <w:r>
+        <w:rPr>
+          <w:lang w:val="es_ES" w:bidi="es_ES"/>
+        </w:rPr>
+        <w:t>Sal 32,</w:t>
+      </w:r>
       <w:r>
         <w:rPr>
           <w:lang w:val="es_ES" w:bidi="es_ES"/>
         </w:rPr>
         <w:t xml:space="preserve"> </w:t>
       </w:r>
-      <w:hyperlink r:id="rId97">
-        <w:r>
-          <w:rPr>
-            <w:lang w:val="es_ES" w:bidi="es_ES"/>
-          </w:rPr>
-          <w:rPr>
-            <w:color w:val="0000EE"/>
-            <w:u w:val="single"/>
-          </w:rPr>
-          <w:t>42,</w:t>
-        </w:r>
-      </w:hyperlink>
+      <w:r>
+        <w:rPr>
+          <w:lang w:val="es_ES" w:bidi="es_ES"/>
+        </w:rPr>
+        <w:t>42,</w:t>
+      </w:r>
       <w:r>
         <w:rPr>
           <w:lang w:val="es_ES" w:bidi="es_ES"/>
         </w:rPr>
         <w:t xml:space="preserve"> </w:t>
       </w:r>
-      <w:hyperlink r:id="rId98">
-        <w:r>
-          <w:rPr>
-            <w:lang w:val="es_ES" w:bidi="es_ES"/>
-          </w:rPr>
-          <w:rPr>
-            <w:color w:val="0000EE"/>
-            <w:u w:val="single"/>
-          </w:rPr>
-          <w:t>44–45,</w:t>
-        </w:r>
-      </w:hyperlink>
+      <w:r>
+        <w:rPr>
+          <w:lang w:val="es_ES" w:bidi="es_ES"/>
+        </w:rPr>
+        <w:t>44–45,</w:t>
+      </w:r>
       <w:r>
         <w:rPr>
           <w:lang w:val="es_ES" w:bidi="es_ES"/>
         </w:rPr>
         <w:t xml:space="preserve"> </w:t>
       </w:r>
-      <w:hyperlink r:id="rId99">
-        <w:r>
-          <w:rPr>
-            <w:lang w:val="es_ES" w:bidi="es_ES"/>
-          </w:rPr>
-          <w:rPr>
-            <w:color w:val="0000EE"/>
-            <w:u w:val="single"/>
-          </w:rPr>
-          <w:t>52–55,</w:t>
-        </w:r>
-      </w:hyperlink>
+      <w:r>
+        <w:rPr>
+          <w:lang w:val="es_ES" w:bidi="es_ES"/>
+        </w:rPr>
+        <w:t>52–55,</w:t>
+      </w:r>
       <w:r>
         <w:rPr>
           <w:lang w:val="es_ES" w:bidi="es_ES"/>
         </w:rPr>
         <w:t xml:space="preserve"> </w:t>
       </w:r>
-      <w:hyperlink r:id="rId100">
-        <w:r>
-          <w:rPr>
-            <w:lang w:val="es_ES" w:bidi="es_ES"/>
-          </w:rPr>
-          <w:rPr>
-            <w:color w:val="0000EE"/>
-            <w:u w:val="single"/>
-          </w:rPr>
-          <w:t>74,</w:t>
-        </w:r>
-      </w:hyperlink>
+      <w:r>
+        <w:rPr>
+          <w:lang w:val="es_ES" w:bidi="es_ES"/>
+        </w:rPr>
+        <w:t>74,</w:t>
+      </w:r>
       <w:r>
         <w:rPr>
           <w:lang w:val="es_ES" w:bidi="es_ES"/>
         </w:rPr>
         <w:t xml:space="preserve"> </w:t>
       </w:r>
-      <w:hyperlink r:id="rId101">
-        <w:r>
-          <w:rPr>
-            <w:lang w:val="es_ES" w:bidi="es_ES"/>
-          </w:rPr>
-          <w:rPr>
-            <w:color w:val="0000EE"/>
-            <w:u w:val="single"/>
-          </w:rPr>
-          <w:t>88–89</w:t>
-        </w:r>
-      </w:hyperlink>
+      <w:r>
+        <w:rPr>
+          <w:lang w:val="es_ES" w:bidi="es_ES"/>
+        </w:rPr>
+        <w:t>88–89</w:t>
+      </w:r>
       <w:r>
         <w:rPr>
           <w:lang w:val="es_ES" w:bidi="es_ES"/>
@@ -3219,36 +2439,24 @@
         </w:rPr>
         <w:t xml:space="preserve"> ("salmo" o "canto": </w:t>
       </w:r>
-      <w:hyperlink r:id="rId102">
-        <w:r>
-          <w:rPr>
-            <w:lang w:val="es_ES" w:bidi="es_ES"/>
-          </w:rPr>
-          <w:rPr>
-            <w:color w:val="0000EE"/>
-            <w:u w:val="single"/>
-          </w:rPr>
-          <w:t>Sal 16,</w:t>
-        </w:r>
-      </w:hyperlink>
+      <w:r>
+        <w:rPr>
+          <w:lang w:val="es_ES" w:bidi="es_ES"/>
+        </w:rPr>
+        <w:t>Sal 16,</w:t>
+      </w:r>
       <w:r>
         <w:rPr>
           <w:lang w:val="es_ES" w:bidi="es_ES"/>
         </w:rPr>
         <w:t xml:space="preserve"> </w:t>
       </w:r>
-      <w:hyperlink r:id="rId103">
-        <w:r>
-          <w:rPr>
-            <w:lang w:val="es_ES" w:bidi="es_ES"/>
-          </w:rPr>
-          <w:rPr>
-            <w:color w:val="0000EE"/>
-            <w:u w:val="single"/>
-          </w:rPr>
-          <w:t>56–60</w:t>
-        </w:r>
-      </w:hyperlink>
+      <w:r>
+        <w:rPr>
+          <w:lang w:val="es_ES" w:bidi="es_ES"/>
+        </w:rPr>
+        <w:t>56–60</w:t>
+      </w:r>
       <w:r>
         <w:rPr>
           <w:lang w:val="es_ES" w:bidi="es_ES"/>
@@ -3268,36 +2476,24 @@
         </w:rPr>
         <w:t xml:space="preserve"> ("canción": </w:t>
       </w:r>
-      <w:hyperlink r:id="rId104">
-        <w:r>
-          <w:rPr>
-            <w:lang w:val="es_ES" w:bidi="es_ES"/>
-          </w:rPr>
-          <w:rPr>
-            <w:color w:val="0000EE"/>
-            <w:u w:val="single"/>
-          </w:rPr>
-          <w:t>Sal 45,</w:t>
-        </w:r>
-      </w:hyperlink>
+      <w:r>
+        <w:rPr>
+          <w:lang w:val="es_ES" w:bidi="es_ES"/>
+        </w:rPr>
+        <w:t>Sal 45,</w:t>
+      </w:r>
       <w:r>
         <w:rPr>
           <w:lang w:val="es_ES" w:bidi="es_ES"/>
         </w:rPr>
         <w:t xml:space="preserve"> </w:t>
       </w:r>
-      <w:hyperlink r:id="rId105">
-        <w:r>
-          <w:rPr>
-            <w:lang w:val="es_ES" w:bidi="es_ES"/>
-          </w:rPr>
-          <w:rPr>
-            <w:color w:val="0000EE"/>
-            <w:u w:val="single"/>
-          </w:rPr>
-          <w:t>120–135</w:t>
-        </w:r>
-      </w:hyperlink>
+      <w:r>
+        <w:rPr>
+          <w:lang w:val="es_ES" w:bidi="es_ES"/>
+        </w:rPr>
+        <w:t>120–135</w:t>
+      </w:r>
       <w:r>
         <w:rPr>
           <w:lang w:val="es_ES" w:bidi="es_ES"/>
@@ -3317,18 +2513,12 @@
         </w:rPr>
         <w:t xml:space="preserve"> ("salmo," un término genérico o musical: </w:t>
       </w:r>
-      <w:hyperlink r:id="rId76">
-        <w:r>
-          <w:rPr>
-            <w:lang w:val="es_ES" w:bidi="es_ES"/>
-          </w:rPr>
-          <w:rPr>
-            <w:color w:val="0000EE"/>
-            <w:u w:val="single"/>
-          </w:rPr>
-          <w:t>Sal 7</w:t>
-        </w:r>
-      </w:hyperlink>
+      <w:r>
+        <w:rPr>
+          <w:lang w:val="es_ES" w:bidi="es_ES"/>
+        </w:rPr>
+        <w:t>Sal 7</w:t>
+      </w:r>
       <w:r>
         <w:rPr>
           <w:lang w:val="es_ES" w:bidi="es_ES"/>
@@ -3348,54 +2538,36 @@
         </w:rPr>
         <w:t xml:space="preserve"> ("oración": </w:t>
       </w:r>
-      <w:hyperlink r:id="rId106">
-        <w:r>
-          <w:rPr>
-            <w:lang w:val="es_ES" w:bidi="es_ES"/>
-          </w:rPr>
-          <w:rPr>
-            <w:color w:val="0000EE"/>
-            <w:u w:val="single"/>
-          </w:rPr>
-          <w:t>Sal 17,</w:t>
-        </w:r>
-      </w:hyperlink>
+      <w:r>
+        <w:rPr>
+          <w:lang w:val="es_ES" w:bidi="es_ES"/>
+        </w:rPr>
+        <w:t>Sal 17,</w:t>
+      </w:r>
       <w:r>
         <w:rPr>
           <w:lang w:val="es_ES" w:bidi="es_ES"/>
         </w:rPr>
         <w:t xml:space="preserve"> </w:t>
       </w:r>
-      <w:hyperlink r:id="rId37">
-        <w:r>
-          <w:rPr>
-            <w:lang w:val="es_ES" w:bidi="es_ES"/>
-          </w:rPr>
-          <w:rPr>
-            <w:color w:val="0000EE"/>
-            <w:u w:val="single"/>
-          </w:rPr>
-          <w:t>86,</w:t>
-        </w:r>
-      </w:hyperlink>
+      <w:r>
+        <w:rPr>
+          <w:lang w:val="es_ES" w:bidi="es_ES"/>
+        </w:rPr>
+        <w:t>86,</w:t>
+      </w:r>
       <w:r>
         <w:rPr>
           <w:lang w:val="es_ES" w:bidi="es_ES"/>
         </w:rPr>
         <w:t xml:space="preserve"> </w:t>
       </w:r>
-      <w:hyperlink r:id="rId71">
-        <w:r>
-          <w:rPr>
-            <w:lang w:val="es_ES" w:bidi="es_ES"/>
-          </w:rPr>
-          <w:rPr>
-            <w:color w:val="0000EE"/>
-            <w:u w:val="single"/>
-          </w:rPr>
-          <w:t>90</w:t>
-        </w:r>
-      </w:hyperlink>
+      <w:r>
+        <w:rPr>
+          <w:lang w:val="es_ES" w:bidi="es_ES"/>
+        </w:rPr>
+        <w:t>90</w:t>
+      </w:r>
       <w:r>
         <w:rPr>
           <w:lang w:val="es_ES" w:bidi="es_ES"/>
@@ -3415,18 +2587,12 @@
         </w:rPr>
         <w:t xml:space="preserve"> ("salmo de alabanza": </w:t>
       </w:r>
-      <w:hyperlink r:id="rId56">
-        <w:r>
-          <w:rPr>
-            <w:lang w:val="es_ES" w:bidi="es_ES"/>
-          </w:rPr>
-          <w:rPr>
-            <w:color w:val="0000EE"/>
-            <w:u w:val="single"/>
-          </w:rPr>
-          <w:t>Sal 145</w:t>
-        </w:r>
-      </w:hyperlink>
+      <w:r>
+        <w:rPr>
+          <w:lang w:val="es_ES" w:bidi="es_ES"/>
+        </w:rPr>
+        <w:t>Sal 145</w:t>
+      </w:r>
       <w:r>
         <w:rPr>
           <w:lang w:val="es_ES" w:bidi="es_ES"/>
@@ -3446,18 +2612,12 @@
         </w:rPr>
         <w:t xml:space="preserve"> ("meditación", significado desconocido: </w:t>
       </w:r>
-      <w:hyperlink r:id="rId107">
-        <w:r>
-          <w:rPr>
-            <w:lang w:val="es_ES" w:bidi="es_ES"/>
-          </w:rPr>
-          <w:rPr>
-            <w:color w:val="0000EE"/>
-            <w:u w:val="single"/>
-          </w:rPr>
-          <w:t>Sal 9:16</w:t>
-        </w:r>
-      </w:hyperlink>
+      <w:r>
+        <w:rPr>
+          <w:lang w:val="es_ES" w:bidi="es_ES"/>
+        </w:rPr>
+        <w:t>Sal 9:16</w:t>
+      </w:r>
       <w:r>
         <w:rPr>
           <w:lang w:val="es_ES" w:bidi="es_ES"/>
@@ -3477,18 +2637,12 @@
         </w:rPr>
         <w:t xml:space="preserve"> ("salmo de acción de gracias": </w:t>
       </w:r>
-      <w:hyperlink r:id="rId42">
-        <w:r>
-          <w:rPr>
-            <w:lang w:val="es_ES" w:bidi="es_ES"/>
-          </w:rPr>
-          <w:rPr>
-            <w:color w:val="0000EE"/>
-            <w:u w:val="single"/>
-          </w:rPr>
-          <w:t>Sal 100</w:t>
-        </w:r>
-      </w:hyperlink>
+      <w:r>
+        <w:rPr>
+          <w:lang w:val="es_ES" w:bidi="es_ES"/>
+        </w:rPr>
+        <w:t>Sal 100</w:t>
+      </w:r>
       <w:r>
         <w:rPr>
           <w:lang w:val="es_ES" w:bidi="es_ES"/>
@@ -3531,162 +2685,108 @@
         </w:rPr>
         <w:t>Salmos de sabiduría o instrucción (</w:t>
       </w:r>
-      <w:hyperlink r:id="rId14">
-        <w:r>
-          <w:rPr>
-            <w:lang w:val="es_ES" w:bidi="es_ES"/>
-          </w:rPr>
-          <w:rPr>
-            <w:color w:val="0000EE"/>
-            <w:u w:val="single"/>
-          </w:rPr>
-          <w:t>Sal 1</w:t>
-        </w:r>
-      </w:hyperlink>
+      <w:r>
+        <w:rPr>
+          <w:lang w:val="es_ES" w:bidi="es_ES"/>
+        </w:rPr>
+        <w:t>Sal 1</w:t>
+      </w:r>
       <w:r>
         <w:rPr>
           <w:lang w:val="es_ES" w:bidi="es_ES"/>
         </w:rPr>
         <w:t xml:space="preserve">, </w:t>
       </w:r>
-      <w:hyperlink r:id="rId108">
-        <w:r>
-          <w:rPr>
-            <w:lang w:val="es_ES" w:bidi="es_ES"/>
-          </w:rPr>
-          <w:rPr>
-            <w:color w:val="0000EE"/>
-            <w:u w:val="single"/>
-          </w:rPr>
-          <w:t>15</w:t>
-        </w:r>
-      </w:hyperlink>
+      <w:r>
+        <w:rPr>
+          <w:lang w:val="es_ES" w:bidi="es_ES"/>
+        </w:rPr>
+        <w:t>15</w:t>
+      </w:r>
       <w:r>
         <w:rPr>
           <w:lang w:val="es_ES" w:bidi="es_ES"/>
         </w:rPr>
         <w:t xml:space="preserve">, </w:t>
       </w:r>
-      <w:hyperlink r:id="rId109">
-        <w:r>
-          <w:rPr>
-            <w:lang w:val="es_ES" w:bidi="es_ES"/>
-          </w:rPr>
-          <w:rPr>
-            <w:color w:val="0000EE"/>
-            <w:u w:val="single"/>
-          </w:rPr>
-          <w:t>24</w:t>
-        </w:r>
-      </w:hyperlink>
+      <w:r>
+        <w:rPr>
+          <w:lang w:val="es_ES" w:bidi="es_ES"/>
+        </w:rPr>
+        <w:t>24</w:t>
+      </w:r>
       <w:r>
         <w:rPr>
           <w:lang w:val="es_ES" w:bidi="es_ES"/>
         </w:rPr>
         <w:t xml:space="preserve">, </w:t>
       </w:r>
-      <w:hyperlink r:id="rId110">
-        <w:r>
-          <w:rPr>
-            <w:lang w:val="es_ES" w:bidi="es_ES"/>
-          </w:rPr>
-          <w:rPr>
-            <w:color w:val="0000EE"/>
-            <w:u w:val="single"/>
-          </w:rPr>
-          <w:t>33</w:t>
-        </w:r>
-      </w:hyperlink>
+      <w:r>
+        <w:rPr>
+          <w:lang w:val="es_ES" w:bidi="es_ES"/>
+        </w:rPr>
+        <w:t>33</w:t>
+      </w:r>
       <w:r>
         <w:rPr>
           <w:lang w:val="es_ES" w:bidi="es_ES"/>
         </w:rPr>
         <w:t xml:space="preserve">, </w:t>
       </w:r>
-      <w:hyperlink r:id="rId78">
-        <w:r>
-          <w:rPr>
-            <w:lang w:val="es_ES" w:bidi="es_ES"/>
-          </w:rPr>
-          <w:rPr>
-            <w:color w:val="0000EE"/>
-            <w:u w:val="single"/>
-          </w:rPr>
-          <w:t>34</w:t>
-        </w:r>
-      </w:hyperlink>
+      <w:r>
+        <w:rPr>
+          <w:lang w:val="es_ES" w:bidi="es_ES"/>
+        </w:rPr>
+        <w:t>34</w:t>
+      </w:r>
       <w:r>
         <w:rPr>
           <w:lang w:val="es_ES" w:bidi="es_ES"/>
         </w:rPr>
         <w:t xml:space="preserve">, </w:t>
       </w:r>
-      <w:hyperlink r:id="rId111">
-        <w:r>
-          <w:rPr>
-            <w:lang w:val="es_ES" w:bidi="es_ES"/>
-          </w:rPr>
-          <w:rPr>
-            <w:color w:val="0000EE"/>
-            <w:u w:val="single"/>
-          </w:rPr>
-          <w:t>37</w:t>
-        </w:r>
-      </w:hyperlink>
+      <w:r>
+        <w:rPr>
+          <w:lang w:val="es_ES" w:bidi="es_ES"/>
+        </w:rPr>
+        <w:t>37</w:t>
+      </w:r>
       <w:r>
         <w:rPr>
           <w:lang w:val="es_ES" w:bidi="es_ES"/>
         </w:rPr>
         <w:t xml:space="preserve">, </w:t>
       </w:r>
-      <w:hyperlink r:id="rId38">
-        <w:r>
-          <w:rPr>
-            <w:lang w:val="es_ES" w:bidi="es_ES"/>
-          </w:rPr>
-          <w:rPr>
-            <w:color w:val="0000EE"/>
-            <w:u w:val="single"/>
-          </w:rPr>
-          <w:t>73</w:t>
-        </w:r>
-      </w:hyperlink>
+      <w:r>
+        <w:rPr>
+          <w:lang w:val="es_ES" w:bidi="es_ES"/>
+        </w:rPr>
+        <w:t>73</w:t>
+      </w:r>
       <w:r>
         <w:rPr>
           <w:lang w:val="es_ES" w:bidi="es_ES"/>
         </w:rPr>
         <w:t xml:space="preserve">, </w:t>
       </w:r>
-      <w:hyperlink r:id="rId71">
-        <w:r>
-          <w:rPr>
-            <w:lang w:val="es_ES" w:bidi="es_ES"/>
-          </w:rPr>
-          <w:rPr>
-            <w:color w:val="0000EE"/>
-            <w:u w:val="single"/>
-          </w:rPr>
-          <w:t>90</w:t>
-        </w:r>
-      </w:hyperlink>
+      <w:r>
+        <w:rPr>
+          <w:lang w:val="es_ES" w:bidi="es_ES"/>
+        </w:rPr>
+        <w:t>90</w:t>
+      </w:r>
       <w:r>
         <w:rPr>
           <w:lang w:val="es_ES" w:bidi="es_ES"/>
         </w:rPr>
         <w:t xml:space="preserve">, </w:t>
       </w:r>
-      <w:hyperlink r:id="rId52">
-        <w:r>
-          <w:rPr>
-            <w:lang w:val="es_ES" w:bidi="es_ES"/>
-          </w:rPr>
-          <w:rPr>
-            <w:color w:val="0000EE"/>
-            <w:u w:val="single"/>
-          </w:rPr>
-          <w:t>107</w:t>
-        </w:r>
-      </w:hyperlink>
+      <w:r>
+        <w:rPr>
+          <w:lang w:val="es_ES" w:bidi="es_ES"/>
+        </w:rPr>
+        <w:t>107</w:t>
+      </w:r>
       <w:r>
         <w:rPr>
           <w:lang w:val="es_ES" w:bidi="es_ES"/>
@@ -3729,108 +2829,72 @@
         </w:rPr>
         <w:t>Himnos de alabanza o acción de gracias (</w:t>
       </w:r>
-      <w:hyperlink r:id="rId112">
-        <w:r>
-          <w:rPr>
-            <w:lang w:val="es_ES" w:bidi="es_ES"/>
-          </w:rPr>
-          <w:rPr>
-            <w:color w:val="0000EE"/>
-            <w:u w:val="single"/>
-          </w:rPr>
-          <w:t>Sal 8</w:t>
-        </w:r>
-      </w:hyperlink>
+      <w:r>
+        <w:rPr>
+          <w:lang w:val="es_ES" w:bidi="es_ES"/>
+        </w:rPr>
+        <w:t>Sal 8</w:t>
+      </w:r>
       <w:r>
         <w:rPr>
           <w:lang w:val="es_ES" w:bidi="es_ES"/>
         </w:rPr>
         <w:t xml:space="preserve">, </w:t>
       </w:r>
-      <w:hyperlink r:id="rId113">
-        <w:r>
-          <w:rPr>
-            <w:lang w:val="es_ES" w:bidi="es_ES"/>
-          </w:rPr>
-          <w:rPr>
-            <w:color w:val="0000EE"/>
-            <w:u w:val="single"/>
-          </w:rPr>
-          <w:t>19</w:t>
-        </w:r>
-      </w:hyperlink>
+      <w:r>
+        <w:rPr>
+          <w:lang w:val="es_ES" w:bidi="es_ES"/>
+        </w:rPr>
+        <w:t>19</w:t>
+      </w:r>
       <w:r>
         <w:rPr>
           <w:lang w:val="es_ES" w:bidi="es_ES"/>
         </w:rPr>
         <w:t xml:space="preserve">, </w:t>
       </w:r>
-      <w:hyperlink r:id="rId114">
-        <w:r>
-          <w:rPr>
-            <w:lang w:val="es_ES" w:bidi="es_ES"/>
-          </w:rPr>
-          <w:rPr>
-            <w:color w:val="0000EE"/>
-            <w:u w:val="single"/>
-          </w:rPr>
-          <w:t>29</w:t>
-        </w:r>
-      </w:hyperlink>
+      <w:r>
+        <w:rPr>
+          <w:lang w:val="es_ES" w:bidi="es_ES"/>
+        </w:rPr>
+        <w:t>29</w:t>
+      </w:r>
       <w:r>
         <w:rPr>
           <w:lang w:val="es_ES" w:bidi="es_ES"/>
         </w:rPr>
         <w:t xml:space="preserve">, </w:t>
       </w:r>
-      <w:hyperlink r:id="rId115">
-        <w:r>
-          <w:rPr>
-            <w:lang w:val="es_ES" w:bidi="es_ES"/>
-          </w:rPr>
-          <w:rPr>
-            <w:color w:val="0000EE"/>
-            <w:u w:val="single"/>
-          </w:rPr>
-          <w:t>65</w:t>
-        </w:r>
-      </w:hyperlink>
+      <w:r>
+        <w:rPr>
+          <w:lang w:val="es_ES" w:bidi="es_ES"/>
+        </w:rPr>
+        <w:t>65</w:t>
+      </w:r>
       <w:r>
         <w:rPr>
           <w:lang w:val="es_ES" w:bidi="es_ES"/>
         </w:rPr>
         <w:t xml:space="preserve">, </w:t>
       </w:r>
-      <w:hyperlink r:id="rId116">
-        <w:r>
-          <w:rPr>
-            <w:lang w:val="es_ES" w:bidi="es_ES"/>
-          </w:rPr>
-          <w:rPr>
-            <w:color w:val="0000EE"/>
-            <w:u w:val="single"/>
-          </w:rPr>
-          <w:t>67</w:t>
-        </w:r>
-      </w:hyperlink>
+      <w:r>
+        <w:rPr>
+          <w:lang w:val="es_ES" w:bidi="es_ES"/>
+        </w:rPr>
+        <w:t>67</w:t>
+      </w:r>
       <w:r>
         <w:rPr>
           <w:lang w:val="es_ES" w:bidi="es_ES"/>
         </w:rPr>
         <w:t xml:space="preserve">, </w:t>
       </w:r>
-      <w:hyperlink r:id="rId61">
-        <w:r>
-          <w:rPr>
-            <w:lang w:val="es_ES" w:bidi="es_ES"/>
-          </w:rPr>
-          <w:rPr>
-            <w:color w:val="0000EE"/>
-            <w:u w:val="single"/>
-          </w:rPr>
-          <w:t>114</w:t>
-        </w:r>
-      </w:hyperlink>
+      <w:r>
+        <w:rPr>
+          <w:lang w:val="es_ES" w:bidi="es_ES"/>
+        </w:rPr>
+        <w:t>114</w:t>
+      </w:r>
       <w:r>
         <w:rPr>
           <w:lang w:val="es_ES" w:bidi="es_ES"/>
@@ -3851,252 +2915,168 @@
         </w:rPr>
         <w:t>Los salmos de alabanza incluyen varios subgéneros, como los salmos "reales" que tratan sobre el rey (</w:t>
       </w:r>
-      <w:hyperlink r:id="rId15">
-        <w:r>
-          <w:rPr>
-            <w:lang w:val="es_ES" w:bidi="es_ES"/>
-          </w:rPr>
-          <w:rPr>
-            <w:color w:val="0000EE"/>
-            <w:u w:val="single"/>
-          </w:rPr>
-          <w:t>Sal 2</w:t>
-        </w:r>
-      </w:hyperlink>
+      <w:r>
+        <w:rPr>
+          <w:lang w:val="es_ES" w:bidi="es_ES"/>
+        </w:rPr>
+        <w:t>Sal 2</w:t>
+      </w:r>
       <w:r>
         <w:rPr>
           <w:lang w:val="es_ES" w:bidi="es_ES"/>
         </w:rPr>
         <w:t xml:space="preserve">, </w:t>
       </w:r>
-      <w:hyperlink r:id="rId104">
-        <w:r>
-          <w:rPr>
-            <w:lang w:val="es_ES" w:bidi="es_ES"/>
-          </w:rPr>
-          <w:rPr>
-            <w:color w:val="0000EE"/>
-            <w:u w:val="single"/>
-          </w:rPr>
-          <w:t>45</w:t>
-        </w:r>
-      </w:hyperlink>
+      <w:r>
+        <w:rPr>
+          <w:lang w:val="es_ES" w:bidi="es_ES"/>
+        </w:rPr>
+        <w:t>45</w:t>
+      </w:r>
       <w:r>
         <w:rPr>
           <w:lang w:val="es_ES" w:bidi="es_ES"/>
         </w:rPr>
         <w:t xml:space="preserve">, </w:t>
       </w:r>
-      <w:hyperlink r:id="rId31">
-        <w:r>
-          <w:rPr>
-            <w:lang w:val="es_ES" w:bidi="es_ES"/>
-          </w:rPr>
-          <w:rPr>
-            <w:color w:val="0000EE"/>
-            <w:u w:val="single"/>
-          </w:rPr>
-          <w:t>72</w:t>
-        </w:r>
-      </w:hyperlink>
+      <w:r>
+        <w:rPr>
+          <w:lang w:val="es_ES" w:bidi="es_ES"/>
+        </w:rPr>
+        <w:t>72</w:t>
+      </w:r>
       <w:r>
         <w:rPr>
           <w:lang w:val="es_ES" w:bidi="es_ES"/>
         </w:rPr>
         <w:t xml:space="preserve">, </w:t>
       </w:r>
-      <w:hyperlink r:id="rId39">
-        <w:r>
-          <w:rPr>
-            <w:lang w:val="es_ES" w:bidi="es_ES"/>
-          </w:rPr>
-          <w:rPr>
-            <w:color w:val="0000EE"/>
-            <w:u w:val="single"/>
-          </w:rPr>
-          <w:t>89</w:t>
-        </w:r>
-      </w:hyperlink>
+      <w:r>
+        <w:rPr>
+          <w:lang w:val="es_ES" w:bidi="es_ES"/>
+        </w:rPr>
+        <w:t>89</w:t>
+      </w:r>
       <w:r>
         <w:rPr>
           <w:lang w:val="es_ES" w:bidi="es_ES"/>
         </w:rPr>
         <w:t xml:space="preserve">, </w:t>
       </w:r>
-      <w:hyperlink r:id="rId117">
-        <w:r>
-          <w:rPr>
-            <w:lang w:val="es_ES" w:bidi="es_ES"/>
-          </w:rPr>
-          <w:rPr>
-            <w:color w:val="0000EE"/>
-            <w:u w:val="single"/>
-          </w:rPr>
-          <w:t>110</w:t>
-        </w:r>
-      </w:hyperlink>
+      <w:r>
+        <w:rPr>
+          <w:lang w:val="es_ES" w:bidi="es_ES"/>
+        </w:rPr>
+        <w:t>110</w:t>
+      </w:r>
       <w:r>
         <w:rPr>
           <w:lang w:val="es_ES" w:bidi="es_ES"/>
         </w:rPr>
         <w:t>); los salmos que atribuyen realeza al Señor (</w:t>
       </w:r>
-      <w:hyperlink r:id="rId118">
-        <w:r>
-          <w:rPr>
-            <w:lang w:val="es_ES" w:bidi="es_ES"/>
-          </w:rPr>
-          <w:rPr>
-            <w:color w:val="0000EE"/>
-            <w:u w:val="single"/>
-          </w:rPr>
-          <w:t>Sal 93</w:t>
-        </w:r>
-      </w:hyperlink>
+      <w:r>
+        <w:rPr>
+          <w:lang w:val="es_ES" w:bidi="es_ES"/>
+        </w:rPr>
+        <w:t>Sal 93</w:t>
+      </w:r>
       <w:r>
         <w:rPr>
           <w:lang w:val="es_ES" w:bidi="es_ES"/>
         </w:rPr>
         <w:t xml:space="preserve">, </w:t>
       </w:r>
-      <w:hyperlink r:id="rId119">
-        <w:r>
-          <w:rPr>
-            <w:lang w:val="es_ES" w:bidi="es_ES"/>
-          </w:rPr>
-          <w:rPr>
-            <w:color w:val="0000EE"/>
-            <w:u w:val="single"/>
-          </w:rPr>
-          <w:t>95–99</w:t>
-        </w:r>
-      </w:hyperlink>
+      <w:r>
+        <w:rPr>
+          <w:lang w:val="es_ES" w:bidi="es_ES"/>
+        </w:rPr>
+        <w:t>95–99</w:t>
+      </w:r>
       <w:r>
         <w:rPr>
           <w:lang w:val="es_ES" w:bidi="es_ES"/>
         </w:rPr>
         <w:t>); los himnos sobre la creación (</w:t>
       </w:r>
-      <w:hyperlink r:id="rId113">
-        <w:r>
-          <w:rPr>
-            <w:lang w:val="es_ES" w:bidi="es_ES"/>
-          </w:rPr>
-          <w:rPr>
-            <w:color w:val="0000EE"/>
-            <w:u w:val="single"/>
-          </w:rPr>
-          <w:t>Sal 19</w:t>
-        </w:r>
-      </w:hyperlink>
+      <w:r>
+        <w:rPr>
+          <w:lang w:val="es_ES" w:bidi="es_ES"/>
+        </w:rPr>
+        <w:t>Sal 19</w:t>
+      </w:r>
       <w:r>
         <w:rPr>
           <w:lang w:val="es_ES" w:bidi="es_ES"/>
         </w:rPr>
         <w:t xml:space="preserve">, </w:t>
       </w:r>
-      <w:hyperlink r:id="rId114">
-        <w:r>
-          <w:rPr>
-            <w:lang w:val="es_ES" w:bidi="es_ES"/>
-          </w:rPr>
-          <w:rPr>
-            <w:color w:val="0000EE"/>
-            <w:u w:val="single"/>
-          </w:rPr>
-          <w:t>29</w:t>
-        </w:r>
-      </w:hyperlink>
+      <w:r>
+        <w:rPr>
+          <w:lang w:val="es_ES" w:bidi="es_ES"/>
+        </w:rPr>
+        <w:t>29</w:t>
+      </w:r>
       <w:r>
         <w:rPr>
           <w:lang w:val="es_ES" w:bidi="es_ES"/>
         </w:rPr>
         <w:t xml:space="preserve">, </w:t>
       </w:r>
-      <w:hyperlink r:id="rId120">
-        <w:r>
-          <w:rPr>
-            <w:lang w:val="es_ES" w:bidi="es_ES"/>
-          </w:rPr>
-          <w:rPr>
-            <w:color w:val="0000EE"/>
-            <w:u w:val="single"/>
-          </w:rPr>
-          <w:t>104</w:t>
-        </w:r>
-      </w:hyperlink>
+      <w:r>
+        <w:rPr>
+          <w:lang w:val="es_ES" w:bidi="es_ES"/>
+        </w:rPr>
+        <w:t>104</w:t>
+      </w:r>
       <w:r>
         <w:rPr>
           <w:lang w:val="es_ES" w:bidi="es_ES"/>
         </w:rPr>
         <w:t>); y los himnos sobre Sión (</w:t>
       </w:r>
-      <w:hyperlink r:id="rId121">
-        <w:r>
-          <w:rPr>
-            <w:lang w:val="es_ES" w:bidi="es_ES"/>
-          </w:rPr>
-          <w:rPr>
-            <w:color w:val="0000EE"/>
-            <w:u w:val="single"/>
-          </w:rPr>
-          <w:t>Sal 46</w:t>
-        </w:r>
-      </w:hyperlink>
+      <w:r>
+        <w:rPr>
+          <w:lang w:val="es_ES" w:bidi="es_ES"/>
+        </w:rPr>
+        <w:t>Sal 46</w:t>
+      </w:r>
       <w:r>
         <w:rPr>
           <w:lang w:val="es_ES" w:bidi="es_ES"/>
         </w:rPr>
         <w:t xml:space="preserve">, </w:t>
       </w:r>
-      <w:hyperlink r:id="rId122">
-        <w:r>
-          <w:rPr>
-            <w:lang w:val="es_ES" w:bidi="es_ES"/>
-          </w:rPr>
-          <w:rPr>
-            <w:color w:val="0000EE"/>
-            <w:u w:val="single"/>
-          </w:rPr>
-          <w:t>48</w:t>
-        </w:r>
-      </w:hyperlink>
+      <w:r>
+        <w:rPr>
+          <w:lang w:val="es_ES" w:bidi="es_ES"/>
+        </w:rPr>
+        <w:t>48</w:t>
+      </w:r>
       <w:r>
         <w:rPr>
           <w:lang w:val="es_ES" w:bidi="es_ES"/>
         </w:rPr>
         <w:t xml:space="preserve">, </w:t>
       </w:r>
-      <w:hyperlink r:id="rId123">
-        <w:r>
-          <w:rPr>
-            <w:lang w:val="es_ES" w:bidi="es_ES"/>
-          </w:rPr>
-          <w:rPr>
-            <w:color w:val="0000EE"/>
-            <w:u w:val="single"/>
-          </w:rPr>
-          <w:t>84</w:t>
-        </w:r>
-      </w:hyperlink>
+      <w:r>
+        <w:rPr>
+          <w:lang w:val="es_ES" w:bidi="es_ES"/>
+        </w:rPr>
+        <w:t>84</w:t>
+      </w:r>
       <w:r>
         <w:rPr>
           <w:lang w:val="es_ES" w:bidi="es_ES"/>
         </w:rPr>
         <w:t xml:space="preserve">, </w:t>
       </w:r>
-      <w:hyperlink r:id="rId68">
-        <w:r>
-          <w:rPr>
-            <w:lang w:val="es_ES" w:bidi="es_ES"/>
-          </w:rPr>
-          <w:rPr>
-            <w:color w:val="0000EE"/>
-            <w:u w:val="single"/>
-          </w:rPr>
-          <w:t>87</w:t>
-        </w:r>
-      </w:hyperlink>
+      <w:r>
+        <w:rPr>
+          <w:lang w:val="es_ES" w:bidi="es_ES"/>
+        </w:rPr>
+        <w:t>87</w:t>
+      </w:r>
       <w:r>
         <w:rPr>
           <w:lang w:val="es_ES" w:bidi="es_ES"/>
@@ -4130,18 +3110,12 @@
         </w:rPr>
         <w:t xml:space="preserve">; ver </w:t>
       </w:r>
-      <w:hyperlink r:id="rId124">
-        <w:r>
-          <w:rPr>
-            <w:lang w:val="es_ES" w:bidi="es_ES"/>
-          </w:rPr>
-          <w:rPr>
-            <w:color w:val="0000EE"/>
-            <w:u w:val="single"/>
-          </w:rPr>
-          <w:t>1:2</w:t>
-        </w:r>
-      </w:hyperlink>
+      <w:r>
+        <w:rPr>
+          <w:lang w:val="es_ES" w:bidi="es_ES"/>
+        </w:rPr>
+        <w:t>1:2</w:t>
+      </w:r>
       <w:r>
         <w:rPr>
           <w:lang w:val="es_ES" w:bidi="es_ES"/>
@@ -4173,72 +3147,48 @@
         </w:rPr>
         <w:t>El libro de los Salmos ofrece mucha información sobre la creación musical en el antiguo Israel. La mayoría de los salmos son canciones de alabanza, acciónes de gracias, oraciónes y arrepentimientos. Algunos salmos se utilizaban en ocasiones específicas, como en la pascua (</w:t>
       </w:r>
-      <w:hyperlink r:id="rId46">
-        <w:r>
-          <w:rPr>
-            <w:lang w:val="es_ES" w:bidi="es_ES"/>
-          </w:rPr>
-          <w:rPr>
-            <w:color w:val="0000EE"/>
-            <w:u w:val="single"/>
-          </w:rPr>
-          <w:t>Sal 113–118</w:t>
-        </w:r>
-      </w:hyperlink>
+      <w:r>
+        <w:rPr>
+          <w:lang w:val="es_ES" w:bidi="es_ES"/>
+        </w:rPr>
+        <w:t>Sal 113–118</w:t>
+      </w:r>
       <w:r>
         <w:rPr>
           <w:lang w:val="es_ES" w:bidi="es_ES"/>
         </w:rPr>
         <w:t>), o al viajar a Jerusalén para los festivales anuales (</w:t>
       </w:r>
-      <w:hyperlink r:id="rId49">
-        <w:r>
-          <w:rPr>
-            <w:lang w:val="es_ES" w:bidi="es_ES"/>
-          </w:rPr>
-          <w:rPr>
-            <w:color w:val="0000EE"/>
-            <w:u w:val="single"/>
-          </w:rPr>
-          <w:t>Sal 120–134</w:t>
-        </w:r>
-      </w:hyperlink>
+      <w:r>
+        <w:rPr>
+          <w:lang w:val="es_ES" w:bidi="es_ES"/>
+        </w:rPr>
+        <w:t>Sal 120–134</w:t>
+      </w:r>
       <w:r>
         <w:rPr>
           <w:lang w:val="es_ES" w:bidi="es_ES"/>
         </w:rPr>
         <w:t xml:space="preserve">). También hay composiciones líricas históricas que relatan grandes eventos nacionales (por ejemplo, </w:t>
       </w:r>
-      <w:hyperlink r:id="rId91">
-        <w:r>
-          <w:rPr>
-            <w:lang w:val="es_ES" w:bidi="es_ES"/>
-          </w:rPr>
-          <w:rPr>
-            <w:color w:val="0000EE"/>
-            <w:u w:val="single"/>
-          </w:rPr>
-          <w:t>Sal 30</w:t>
-        </w:r>
-      </w:hyperlink>
+      <w:r>
+        <w:rPr>
+          <w:lang w:val="es_ES" w:bidi="es_ES"/>
+        </w:rPr>
+        <w:t>Sal 30</w:t>
+      </w:r>
       <w:r>
         <w:rPr>
           <w:lang w:val="es_ES" w:bidi="es_ES"/>
         </w:rPr>
         <w:t xml:space="preserve">, “una canción para la dedicación del templo”, y </w:t>
       </w:r>
-      <w:hyperlink r:id="rId125">
-        <w:r>
-          <w:rPr>
-            <w:lang w:val="es_ES" w:bidi="es_ES"/>
-          </w:rPr>
-          <w:rPr>
-            <w:color w:val="0000EE"/>
-            <w:u w:val="single"/>
-          </w:rPr>
-          <w:t>Sal 137</w:t>
-        </w:r>
-      </w:hyperlink>
+      <w:r>
+        <w:rPr>
+          <w:lang w:val="es_ES" w:bidi="es_ES"/>
+        </w:rPr>
+        <w:t>Sal 137</w:t>
+      </w:r>
       <w:r>
         <w:rPr>
           <w:lang w:val="es_ES" w:bidi="es_ES"/>
@@ -4297,54 +3247,36 @@
         </w:rPr>
         <w:t xml:space="preserve"> ("instrucción"; ver </w:t>
       </w:r>
-      <w:hyperlink r:id="rId14">
-        <w:r>
-          <w:rPr>
-            <w:lang w:val="es_ES" w:bidi="es_ES"/>
-          </w:rPr>
-          <w:rPr>
-            <w:color w:val="0000EE"/>
-            <w:u w:val="single"/>
-          </w:rPr>
-          <w:t>Sal 1,</w:t>
-        </w:r>
-      </w:hyperlink>
+      <w:r>
+        <w:rPr>
+          <w:lang w:val="es_ES" w:bidi="es_ES"/>
+        </w:rPr>
+        <w:t>Sal 1,</w:t>
+      </w:r>
       <w:r>
         <w:rPr>
           <w:lang w:val="es_ES" w:bidi="es_ES"/>
         </w:rPr>
         <w:t xml:space="preserve"> </w:t>
       </w:r>
-      <w:hyperlink r:id="rId113">
-        <w:r>
-          <w:rPr>
-            <w:lang w:val="es_ES" w:bidi="es_ES"/>
-          </w:rPr>
-          <w:rPr>
-            <w:color w:val="0000EE"/>
-            <w:u w:val="single"/>
-          </w:rPr>
-          <w:t>19,</w:t>
-        </w:r>
-      </w:hyperlink>
+      <w:r>
+        <w:rPr>
+          <w:lang w:val="es_ES" w:bidi="es_ES"/>
+        </w:rPr>
+        <w:t>19,</w:t>
+      </w:r>
       <w:r>
         <w:rPr>
           <w:lang w:val="es_ES" w:bidi="es_ES"/>
         </w:rPr>
         <w:t xml:space="preserve"> </w:t>
       </w:r>
-      <w:hyperlink r:id="rId47">
-        <w:r>
-          <w:rPr>
-            <w:lang w:val="es_ES" w:bidi="es_ES"/>
-          </w:rPr>
-          <w:rPr>
-            <w:color w:val="0000EE"/>
-            <w:u w:val="single"/>
-          </w:rPr>
-          <w:t>119</w:t>
-        </w:r>
-      </w:hyperlink>
+      <w:r>
+        <w:rPr>
+          <w:lang w:val="es_ES" w:bidi="es_ES"/>
+        </w:rPr>
+        <w:t>119</w:t>
+      </w:r>
       <w:r>
         <w:rPr>
           <w:lang w:val="es_ES" w:bidi="es_ES"/>
@@ -4365,18 +3297,12 @@
         </w:rPr>
         <w:t xml:space="preserve">Los salmistas reflexionaron sobre la naturaleza transitoria de la vida, el sufrimiento y los diversos tipos de adversidad que enfrentan los seres humanos. Al enfrentar la alienación (o pérdida de la identidad) y el dolor, anhelaban la presencia, provisión y protección de Dios (por ejemplo, </w:t>
       </w:r>
-      <w:hyperlink r:id="rId126">
-        <w:r>
-          <w:rPr>
-            <w:lang w:val="es_ES" w:bidi="es_ES"/>
-          </w:rPr>
-          <w:rPr>
-            <w:color w:val="0000EE"/>
-            <w:u w:val="single"/>
-          </w:rPr>
-          <w:t>Sal 23</w:t>
-        </w:r>
-      </w:hyperlink>
+      <w:r>
+        <w:rPr>
+          <w:lang w:val="es_ES" w:bidi="es_ES"/>
+        </w:rPr>
+        <w:t>Sal 23</w:t>
+      </w:r>
       <w:r>
         <w:rPr>
           <w:lang w:val="es_ES" w:bidi="es_ES"/>
@@ -4397,54 +3323,36 @@
         </w:rPr>
         <w:t xml:space="preserve">El Salterio ilustra los fracasos de Israel y de la dinastía de David. Ni siquiera los israelitas piadosos y los mejores reyes pudieron traer la felicidad y la paz de las que </w:t>
       </w:r>
-      <w:hyperlink r:id="rId14">
-        <w:r>
-          <w:rPr>
-            <w:lang w:val="es_ES" w:bidi="es_ES"/>
-          </w:rPr>
-          <w:rPr>
-            <w:color w:val="0000EE"/>
-            <w:u w:val="single"/>
-          </w:rPr>
-          <w:t>Salmos 1</w:t>
-        </w:r>
-      </w:hyperlink>
+      <w:r>
+        <w:rPr>
+          <w:lang w:val="es_ES" w:bidi="es_ES"/>
+        </w:rPr>
+        <w:t>Salmos 1</w:t>
+      </w:r>
       <w:r>
         <w:rPr>
           <w:lang w:val="es_ES" w:bidi="es_ES"/>
         </w:rPr>
         <w:t xml:space="preserve"> y </w:t>
       </w:r>
-      <w:hyperlink r:id="rId127">
-        <w:r>
-          <w:rPr>
-            <w:lang w:val="es_ES" w:bidi="es_ES"/>
-          </w:rPr>
-          <w:rPr>
-            <w:color w:val="0000EE"/>
-            <w:u w:val="single"/>
-          </w:rPr>
-          <w:t>2</w:t>
-        </w:r>
-      </w:hyperlink>
+      <w:r>
+        <w:rPr>
+          <w:lang w:val="es_ES" w:bidi="es_ES"/>
+        </w:rPr>
+        <w:t>2</w:t>
+      </w:r>
       <w:r>
         <w:rPr>
           <w:lang w:val="es_ES" w:bidi="es_ES"/>
         </w:rPr>
         <w:t xml:space="preserve"> hablan (ver también </w:t>
       </w:r>
-      <w:hyperlink r:id="rId31">
-        <w:r>
-          <w:rPr>
-            <w:lang w:val="es_ES" w:bidi="es_ES"/>
-          </w:rPr>
-          <w:rPr>
-            <w:color w:val="0000EE"/>
-            <w:u w:val="single"/>
-          </w:rPr>
-          <w:t>Sal 72</w:t>
-        </w:r>
-      </w:hyperlink>
+      <w:r>
+        <w:rPr>
+          <w:lang w:val="es_ES" w:bidi="es_ES"/>
+        </w:rPr>
+        <w:t>Sal 72</w:t>
+      </w:r>
       <w:r>
         <w:rPr>
           <w:lang w:val="es_ES" w:bidi="es_ES"/>
@@ -4465,324 +3373,216 @@
         </w:rPr>
         <w:t xml:space="preserve">Los salmos preparan al pueblo de Dios para la llegada de Jesucristo como el ser humano perfecto y el rey ideal, el descendiente de David con integridad absoluta. Jesús y los apóstoles comprendieron la vida y el ministerio de Jesús a la luz de los salmos (ver </w:t>
       </w:r>
-      <w:hyperlink r:id="rId128">
-        <w:r>
-          <w:rPr>
-            <w:lang w:val="es_ES" w:bidi="es_ES"/>
-          </w:rPr>
-          <w:rPr>
-            <w:color w:val="0000EE"/>
-            <w:u w:val="single"/>
-          </w:rPr>
-          <w:t>Mt 13:34–35</w:t>
-        </w:r>
-      </w:hyperlink>
+      <w:r>
+        <w:rPr>
+          <w:lang w:val="es_ES" w:bidi="es_ES"/>
+        </w:rPr>
+        <w:t>Mt 13:34–35</w:t>
+      </w:r>
       <w:r>
         <w:rPr>
           <w:lang w:val="es_ES" w:bidi="es_ES"/>
         </w:rPr>
         <w:t xml:space="preserve">; </w:t>
       </w:r>
-      <w:hyperlink r:id="rId129">
-        <w:r>
-          <w:rPr>
-            <w:lang w:val="es_ES" w:bidi="es_ES"/>
-          </w:rPr>
-          <w:rPr>
-            <w:color w:val="0000EE"/>
-            <w:u w:val="single"/>
-          </w:rPr>
-          <w:t>21:16</w:t>
-        </w:r>
-      </w:hyperlink>
+      <w:r>
+        <w:rPr>
+          <w:lang w:val="es_ES" w:bidi="es_ES"/>
+        </w:rPr>
+        <w:t>21:16</w:t>
+      </w:r>
       <w:r>
         <w:rPr>
           <w:lang w:val="es_ES" w:bidi="es_ES"/>
         </w:rPr>
         <w:t>,</w:t>
       </w:r>
-      <w:hyperlink r:id="rId130">
-        <w:r>
-          <w:rPr>
-            <w:lang w:val="es_ES" w:bidi="es_ES"/>
-          </w:rPr>
-          <w:rPr>
-            <w:color w:val="0000EE"/>
-            <w:u w:val="single"/>
-          </w:rPr>
-          <w:t>42</w:t>
-        </w:r>
-      </w:hyperlink>
+      <w:r>
+        <w:rPr>
+          <w:lang w:val="es_ES" w:bidi="es_ES"/>
+        </w:rPr>
+        <w:t>42</w:t>
+      </w:r>
       <w:r>
         <w:rPr>
           <w:lang w:val="es_ES" w:bidi="es_ES"/>
         </w:rPr>
         <w:t xml:space="preserve">; </w:t>
       </w:r>
-      <w:hyperlink r:id="rId131">
-        <w:r>
-          <w:rPr>
-            <w:lang w:val="es_ES" w:bidi="es_ES"/>
-          </w:rPr>
-          <w:rPr>
-            <w:color w:val="0000EE"/>
-            <w:u w:val="single"/>
-          </w:rPr>
-          <w:t>23:39</w:t>
-        </w:r>
-      </w:hyperlink>
+      <w:r>
+        <w:rPr>
+          <w:lang w:val="es_ES" w:bidi="es_ES"/>
+        </w:rPr>
+        <w:t>23:39</w:t>
+      </w:r>
       <w:r>
         <w:rPr>
           <w:lang w:val="es_ES" w:bidi="es_ES"/>
         </w:rPr>
         <w:t xml:space="preserve">; </w:t>
       </w:r>
-      <w:hyperlink r:id="rId132">
-        <w:r>
-          <w:rPr>
-            <w:lang w:val="es_ES" w:bidi="es_ES"/>
-          </w:rPr>
-          <w:rPr>
-            <w:color w:val="0000EE"/>
-            <w:u w:val="single"/>
-          </w:rPr>
-          <w:t>Jn 2:17</w:t>
-        </w:r>
-      </w:hyperlink>
+      <w:r>
+        <w:rPr>
+          <w:lang w:val="es_ES" w:bidi="es_ES"/>
+        </w:rPr>
+        <w:t>Jn 2:17</w:t>
+      </w:r>
       <w:r>
         <w:rPr>
           <w:lang w:val="es_ES" w:bidi="es_ES"/>
         </w:rPr>
         <w:t xml:space="preserve">; </w:t>
       </w:r>
-      <w:hyperlink r:id="rId133">
-        <w:r>
-          <w:rPr>
-            <w:lang w:val="es_ES" w:bidi="es_ES"/>
-          </w:rPr>
-          <w:rPr>
-            <w:color w:val="0000EE"/>
-            <w:u w:val="single"/>
-          </w:rPr>
-          <w:t>15:25</w:t>
-        </w:r>
-      </w:hyperlink>
+      <w:r>
+        <w:rPr>
+          <w:lang w:val="es_ES" w:bidi="es_ES"/>
+        </w:rPr>
+        <w:t>15:25</w:t>
+      </w:r>
       <w:r>
         <w:rPr>
           <w:lang w:val="es_ES" w:bidi="es_ES"/>
         </w:rPr>
         <w:t xml:space="preserve">; </w:t>
       </w:r>
-      <w:hyperlink r:id="rId134">
-        <w:r>
-          <w:rPr>
-            <w:lang w:val="es_ES" w:bidi="es_ES"/>
-          </w:rPr>
-          <w:rPr>
-            <w:color w:val="0000EE"/>
-            <w:u w:val="single"/>
-          </w:rPr>
-          <w:t>19:24</w:t>
-        </w:r>
-      </w:hyperlink>
+      <w:r>
+        <w:rPr>
+          <w:lang w:val="es_ES" w:bidi="es_ES"/>
+        </w:rPr>
+        <w:t>19:24</w:t>
+      </w:r>
       <w:r>
         <w:rPr>
           <w:lang w:val="es_ES" w:bidi="es_ES"/>
         </w:rPr>
         <w:t>,</w:t>
       </w:r>
-      <w:hyperlink r:id="rId135">
-        <w:r>
-          <w:rPr>
-            <w:lang w:val="es_ES" w:bidi="es_ES"/>
-          </w:rPr>
-          <w:rPr>
-            <w:color w:val="0000EE"/>
-            <w:u w:val="single"/>
-          </w:rPr>
-          <w:t>28</w:t>
-        </w:r>
-      </w:hyperlink>
+      <w:r>
+        <w:rPr>
+          <w:lang w:val="es_ES" w:bidi="es_ES"/>
+        </w:rPr>
+        <w:t>28</w:t>
+      </w:r>
       <w:r>
         <w:rPr>
           <w:lang w:val="es_ES" w:bidi="es_ES"/>
         </w:rPr>
         <w:t>,</w:t>
       </w:r>
-      <w:hyperlink r:id="rId136">
-        <w:r>
-          <w:rPr>
-            <w:lang w:val="es_ES" w:bidi="es_ES"/>
-          </w:rPr>
-          <w:rPr>
-            <w:color w:val="0000EE"/>
-            <w:u w:val="single"/>
-          </w:rPr>
-          <w:t>36</w:t>
-        </w:r>
-      </w:hyperlink>
+      <w:r>
+        <w:rPr>
+          <w:lang w:val="es_ES" w:bidi="es_ES"/>
+        </w:rPr>
+        <w:t>36</w:t>
+      </w:r>
       <w:r>
         <w:rPr>
           <w:lang w:val="es_ES" w:bidi="es_ES"/>
         </w:rPr>
         <w:t xml:space="preserve">; </w:t>
       </w:r>
-      <w:hyperlink r:id="rId137">
-        <w:r>
-          <w:rPr>
-            <w:lang w:val="es_ES" w:bidi="es_ES"/>
-          </w:rPr>
-          <w:rPr>
-            <w:color w:val="0000EE"/>
-            <w:u w:val="single"/>
-          </w:rPr>
-          <w:t>Hc 2:22–35</w:t>
-        </w:r>
-      </w:hyperlink>
+      <w:r>
+        <w:rPr>
+          <w:lang w:val="es_ES" w:bidi="es_ES"/>
+        </w:rPr>
+        <w:t>Hc 2:22–35</w:t>
+      </w:r>
       <w:r>
         <w:rPr>
           <w:lang w:val="es_ES" w:bidi="es_ES"/>
         </w:rPr>
         <w:t xml:space="preserve">; </w:t>
       </w:r>
-      <w:hyperlink r:id="rId138">
-        <w:r>
-          <w:rPr>
-            <w:lang w:val="es_ES" w:bidi="es_ES"/>
-          </w:rPr>
-          <w:rPr>
-            <w:color w:val="0000EE"/>
-            <w:u w:val="single"/>
-          </w:rPr>
-          <w:t>4:11</w:t>
-        </w:r>
-      </w:hyperlink>
+      <w:r>
+        <w:rPr>
+          <w:lang w:val="es_ES" w:bidi="es_ES"/>
+        </w:rPr>
+        <w:t>4:11</w:t>
+      </w:r>
       <w:r>
         <w:rPr>
           <w:lang w:val="es_ES" w:bidi="es_ES"/>
         </w:rPr>
         <w:t xml:space="preserve">; </w:t>
       </w:r>
-      <w:hyperlink r:id="rId139">
-        <w:r>
-          <w:rPr>
-            <w:lang w:val="es_ES" w:bidi="es_ES"/>
-          </w:rPr>
-          <w:rPr>
-            <w:color w:val="0000EE"/>
-            <w:u w:val="single"/>
-          </w:rPr>
-          <w:t>13:32–38</w:t>
-        </w:r>
-      </w:hyperlink>
+      <w:r>
+        <w:rPr>
+          <w:lang w:val="es_ES" w:bidi="es_ES"/>
+        </w:rPr>
+        <w:t>13:32–38</w:t>
+      </w:r>
       <w:r>
         <w:rPr>
           <w:lang w:val="es_ES" w:bidi="es_ES"/>
         </w:rPr>
         <w:t xml:space="preserve">; </w:t>
       </w:r>
-      <w:hyperlink r:id="rId140">
-        <w:r>
-          <w:rPr>
-            <w:lang w:val="es_ES" w:bidi="es_ES"/>
-          </w:rPr>
-          <w:rPr>
-            <w:color w:val="0000EE"/>
-            <w:u w:val="single"/>
-          </w:rPr>
-          <w:t>Ro 15:3</w:t>
-        </w:r>
-      </w:hyperlink>
+      <w:r>
+        <w:rPr>
+          <w:lang w:val="es_ES" w:bidi="es_ES"/>
+        </w:rPr>
+        <w:t>Ro 15:3</w:t>
+      </w:r>
       <w:r>
         <w:rPr>
           <w:lang w:val="es_ES" w:bidi="es_ES"/>
         </w:rPr>
         <w:t xml:space="preserve">; </w:t>
       </w:r>
-      <w:hyperlink r:id="rId141">
-        <w:r>
-          <w:rPr>
-            <w:lang w:val="es_ES" w:bidi="es_ES"/>
-          </w:rPr>
-          <w:rPr>
-            <w:color w:val="0000EE"/>
-            <w:u w:val="single"/>
-          </w:rPr>
-          <w:t>1 Co 15:25–27</w:t>
-        </w:r>
-      </w:hyperlink>
+      <w:r>
+        <w:rPr>
+          <w:lang w:val="es_ES" w:bidi="es_ES"/>
+        </w:rPr>
+        <w:t>1 Co 15:25–27</w:t>
+      </w:r>
       <w:r>
         <w:rPr>
           <w:lang w:val="es_ES" w:bidi="es_ES"/>
         </w:rPr>
         <w:t xml:space="preserve">; </w:t>
       </w:r>
-      <w:hyperlink r:id="rId142">
-        <w:r>
-          <w:rPr>
-            <w:lang w:val="es_ES" w:bidi="es_ES"/>
-          </w:rPr>
-          <w:rPr>
-            <w:color w:val="0000EE"/>
-            <w:u w:val="single"/>
-          </w:rPr>
-          <w:t>Ef 4:7–10</w:t>
-        </w:r>
-      </w:hyperlink>
+      <w:r>
+        <w:rPr>
+          <w:lang w:val="es_ES" w:bidi="es_ES"/>
+        </w:rPr>
+        <w:t>Ef 4:7–10</w:t>
+      </w:r>
       <w:r>
         <w:rPr>
           <w:lang w:val="es_ES" w:bidi="es_ES"/>
         </w:rPr>
         <w:t xml:space="preserve">; </w:t>
       </w:r>
-      <w:hyperlink r:id="rId143">
-        <w:r>
-          <w:rPr>
-            <w:lang w:val="es_ES" w:bidi="es_ES"/>
-          </w:rPr>
-          <w:rPr>
-            <w:color w:val="0000EE"/>
-            <w:u w:val="single"/>
-          </w:rPr>
-          <w:t>1 Pe 2:7</w:t>
-        </w:r>
-      </w:hyperlink>
+      <w:r>
+        <w:rPr>
+          <w:lang w:val="es_ES" w:bidi="es_ES"/>
+        </w:rPr>
+        <w:t>1 Pe 2:7</w:t>
+      </w:r>
       <w:r>
         <w:rPr>
           <w:lang w:val="es_ES" w:bidi="es_ES"/>
         </w:rPr>
         <w:t>). Jesús entró en el mundo humano y vivió los modelos encontrados en los salmos, incluyendo humillación, sufrimiento, muerte, vindicación y gloria. Él es el único ser humano que ha complacido completamente a Dios (</w:t>
       </w:r>
-      <w:hyperlink r:id="rId14">
-        <w:r>
-          <w:rPr>
-            <w:lang w:val="es_ES" w:bidi="es_ES"/>
-          </w:rPr>
-          <w:rPr>
-            <w:color w:val="0000EE"/>
-            <w:u w:val="single"/>
-          </w:rPr>
-          <w:t>Sal 1</w:t>
-        </w:r>
-      </w:hyperlink>
+      <w:r>
+        <w:rPr>
+          <w:lang w:val="es_ES" w:bidi="es_ES"/>
+        </w:rPr>
+        <w:t>Sal 1</w:t>
+      </w:r>
       <w:r>
         <w:rPr>
           <w:lang w:val="es_ES" w:bidi="es_ES"/>
         </w:rPr>
         <w:t>). Él es el Mesías y Rey (</w:t>
       </w:r>
-      <w:hyperlink r:id="rId15">
-        <w:r>
-          <w:rPr>
-            <w:lang w:val="es_ES" w:bidi="es_ES"/>
-          </w:rPr>
-          <w:rPr>
-            <w:color w:val="0000EE"/>
-            <w:u w:val="single"/>
-          </w:rPr>
-          <w:t>Sal 2</w:t>
-        </w:r>
-      </w:hyperlink>
+      <w:r>
+        <w:rPr>
+          <w:lang w:val="es_ES" w:bidi="es_ES"/>
+        </w:rPr>
+        <w:t>Sal 2</w:t>
+      </w:r>
       <w:r>
         <w:rPr>
           <w:lang w:val="es_ES" w:bidi="es_ES"/>
